--- a/redis/redis_tailieu.docx
+++ b/redis/redis_tailieu.docx
@@ -4,6 +4,9 @@
   <w:body>
     <w:p>
       <w:r>
+        <w:rPr>
+          <w:noProof/>
+        </w:rPr>
         <w:drawing>
           <wp:inline distT="0" distB="0" distL="0" distR="0" wp14:anchorId="34CA4071" wp14:editId="0AF0B110">
             <wp:extent cx="5943600" cy="3793490"/>
@@ -44,6 +47,9 @@
     <w:p/>
     <w:p>
       <w:r>
+        <w:rPr>
+          <w:noProof/>
+        </w:rPr>
         <w:lastRenderedPageBreak/>
         <w:drawing>
           <wp:inline distT="0" distB="0" distL="0" distR="0" wp14:anchorId="7B95F4AB" wp14:editId="42D84C6A">
@@ -85,6 +91,9 @@
     <w:p/>
     <w:p>
       <w:r>
+        <w:rPr>
+          <w:noProof/>
+        </w:rPr>
         <w:lastRenderedPageBreak/>
         <w:drawing>
           <wp:inline distT="0" distB="0" distL="0" distR="0" wp14:anchorId="4C2281A8" wp14:editId="273F3624">
@@ -125,122 +134,19 @@
     </w:p>
     <w:p>
       <w:r>
-        <w:t xml:space="preserve">Lưu </w:t>
-      </w:r>
-      <w:proofErr w:type="spellStart"/>
-      <w:r>
-        <w:t>lượng</w:t>
-      </w:r>
-      <w:proofErr w:type="spellEnd"/>
-      <w:r>
-        <w:t xml:space="preserve"> </w:t>
-      </w:r>
-      <w:proofErr w:type="spellStart"/>
-      <w:r>
-        <w:t>truy</w:t>
-      </w:r>
-      <w:proofErr w:type="spellEnd"/>
-      <w:r>
-        <w:t xml:space="preserve"> </w:t>
-      </w:r>
-      <w:proofErr w:type="spellStart"/>
-      <w:r>
-        <w:t>cập</w:t>
-      </w:r>
-      <w:proofErr w:type="spellEnd"/>
-      <w:r>
-        <w:t xml:space="preserve"> </w:t>
-      </w:r>
-      <w:proofErr w:type="spellStart"/>
-      <w:r>
-        <w:t>cao</w:t>
-      </w:r>
-      <w:proofErr w:type="spellEnd"/>
-    </w:p>
-    <w:p>
-      <w:proofErr w:type="spellStart"/>
-      <w:r>
-        <w:t>Nếu</w:t>
-      </w:r>
-      <w:proofErr w:type="spellEnd"/>
-      <w:r>
-        <w:t xml:space="preserve"> </w:t>
-      </w:r>
-      <w:proofErr w:type="spellStart"/>
-      <w:r>
-        <w:t>setdb</w:t>
-      </w:r>
-      <w:proofErr w:type="spellEnd"/>
-      <w:r>
-        <w:t xml:space="preserve"> </w:t>
-      </w:r>
-      <w:proofErr w:type="spellStart"/>
-      <w:r>
-        <w:t>chậm</w:t>
-      </w:r>
-      <w:proofErr w:type="spellEnd"/>
-      <w:r>
-        <w:t xml:space="preserve"> </w:t>
-      </w:r>
-      <w:proofErr w:type="spellStart"/>
-      <w:r>
-        <w:t>thì</w:t>
-      </w:r>
-      <w:proofErr w:type="spellEnd"/>
-      <w:r>
-        <w:t xml:space="preserve"> </w:t>
-      </w:r>
-      <w:proofErr w:type="spellStart"/>
-      <w:r>
-        <w:t>dữ</w:t>
-      </w:r>
-      <w:proofErr w:type="spellEnd"/>
-      <w:r>
-        <w:t xml:space="preserve"> </w:t>
-      </w:r>
-      <w:proofErr w:type="spellStart"/>
-      <w:r>
-        <w:t>liệu</w:t>
-      </w:r>
-      <w:proofErr w:type="spellEnd"/>
-      <w:r>
-        <w:t xml:space="preserve"> cache </w:t>
-      </w:r>
-      <w:proofErr w:type="spellStart"/>
-      <w:r>
-        <w:t>và</w:t>
-      </w:r>
-      <w:proofErr w:type="spellEnd"/>
-      <w:r>
-        <w:t xml:space="preserve"> </w:t>
-      </w:r>
-      <w:proofErr w:type="spellStart"/>
-      <w:r>
-        <w:t>db</w:t>
-      </w:r>
-      <w:proofErr w:type="spellEnd"/>
-      <w:r>
-        <w:t xml:space="preserve"> ko </w:t>
-      </w:r>
-      <w:proofErr w:type="spellStart"/>
-      <w:r>
-        <w:t>đồng</w:t>
-      </w:r>
-      <w:proofErr w:type="spellEnd"/>
-      <w:r>
-        <w:t xml:space="preserve"> </w:t>
-      </w:r>
-      <w:proofErr w:type="spellStart"/>
-      <w:r>
-        <w:t>bộ</w:t>
-      </w:r>
-      <w:proofErr w:type="spellEnd"/>
-      <w:r>
-        <w:t xml:space="preserve"> </w:t>
-      </w:r>
-    </w:p>
-    <w:p>
-      <w:r>
+        <w:t>Lưu lượng truy cập cao</w:t>
+      </w:r>
+    </w:p>
+    <w:p>
+      <w:r>
+        <w:t xml:space="preserve">Nếu setdb chậm thì dữ liệu cache và db ko đồng bộ </w:t>
+      </w:r>
+    </w:p>
+    <w:p>
+      <w:r>
+        <w:rPr>
+          <w:noProof/>
+        </w:rPr>
         <w:lastRenderedPageBreak/>
         <w:drawing>
           <wp:inline distT="0" distB="0" distL="0" distR="0" wp14:anchorId="6BDF5F44" wp14:editId="1E9C59A1">
@@ -280,30 +186,15 @@
       </w:r>
     </w:p>
     <w:p>
-      <w:proofErr w:type="spellStart"/>
-      <w:r>
-        <w:t>Đồng</w:t>
-      </w:r>
-      <w:proofErr w:type="spellEnd"/>
-      <w:r>
-        <w:t xml:space="preserve"> </w:t>
-      </w:r>
-      <w:proofErr w:type="spellStart"/>
-      <w:r>
-        <w:t>thời</w:t>
-      </w:r>
-      <w:proofErr w:type="spellEnd"/>
-      <w:r>
-        <w:t xml:space="preserve"> </w:t>
-      </w:r>
-      <w:proofErr w:type="spellStart"/>
-      <w:r>
-        <w:t>ghi</w:t>
-      </w:r>
-      <w:proofErr w:type="spellEnd"/>
-    </w:p>
-    <w:p>
-      <w:r>
+      <w:r>
+        <w:t>Đồng thời ghi</w:t>
+      </w:r>
+    </w:p>
+    <w:p>
+      <w:r>
+        <w:rPr>
+          <w:noProof/>
+        </w:rPr>
         <w:lastRenderedPageBreak/>
         <w:drawing>
           <wp:inline distT="0" distB="0" distL="0" distR="0" wp14:anchorId="58C82A34" wp14:editId="3D2D62B9">
@@ -343,144 +234,20 @@
       </w:r>
     </w:p>
     <w:p>
-      <w:proofErr w:type="spellStart"/>
-      <w:r>
-        <w:t>Ghi</w:t>
-      </w:r>
-      <w:proofErr w:type="spellEnd"/>
-      <w:r>
-        <w:t xml:space="preserve"> </w:t>
-      </w:r>
-      <w:proofErr w:type="spellStart"/>
-      <w:r>
-        <w:t>đồng</w:t>
-      </w:r>
-      <w:proofErr w:type="spellEnd"/>
-      <w:r>
-        <w:t xml:space="preserve"> </w:t>
-      </w:r>
-      <w:proofErr w:type="spellStart"/>
-      <w:r>
-        <w:t>thời</w:t>
-      </w:r>
-      <w:proofErr w:type="spellEnd"/>
-      <w:r>
-        <w:t xml:space="preserve"> </w:t>
-      </w:r>
-      <w:proofErr w:type="spellStart"/>
-      <w:r>
-        <w:t>mà</w:t>
-      </w:r>
-      <w:proofErr w:type="spellEnd"/>
-      <w:r>
-        <w:t xml:space="preserve"> CR7 </w:t>
-      </w:r>
-      <w:proofErr w:type="spellStart"/>
-      <w:r>
-        <w:t>chậm</w:t>
-      </w:r>
-      <w:proofErr w:type="spellEnd"/>
-      <w:r>
-        <w:t xml:space="preserve"> </w:t>
-      </w:r>
-      <w:proofErr w:type="spellStart"/>
-      <w:r>
-        <w:t>hơn</w:t>
-      </w:r>
-      <w:proofErr w:type="spellEnd"/>
-      <w:r>
-        <w:t xml:space="preserve"> </w:t>
-      </w:r>
-      <w:proofErr w:type="spellStart"/>
-      <w:r>
-        <w:t>thì</w:t>
-      </w:r>
-      <w:proofErr w:type="spellEnd"/>
-      <w:r>
-        <w:t xml:space="preserve"> </w:t>
-      </w:r>
-      <w:proofErr w:type="spellStart"/>
-      <w:r>
-        <w:t>gây</w:t>
-      </w:r>
-      <w:proofErr w:type="spellEnd"/>
-      <w:r>
-        <w:t xml:space="preserve"> </w:t>
-      </w:r>
-      <w:proofErr w:type="spellStart"/>
-      <w:r>
-        <w:t>ra</w:t>
-      </w:r>
-      <w:proofErr w:type="spellEnd"/>
-      <w:r>
-        <w:t xml:space="preserve"> ko </w:t>
-      </w:r>
-      <w:proofErr w:type="spellStart"/>
-      <w:r>
-        <w:t>đồng</w:t>
-      </w:r>
-      <w:proofErr w:type="spellEnd"/>
-      <w:r>
-        <w:t xml:space="preserve"> </w:t>
-      </w:r>
-      <w:proofErr w:type="spellStart"/>
-      <w:r>
-        <w:t>bộ</w:t>
-      </w:r>
-      <w:proofErr w:type="spellEnd"/>
-      <w:r>
-        <w:t xml:space="preserve"> </w:t>
-      </w:r>
-      <w:proofErr w:type="spellStart"/>
-      <w:r>
-        <w:t>dữ</w:t>
-      </w:r>
-      <w:proofErr w:type="spellEnd"/>
-      <w:r>
-        <w:t xml:space="preserve"> </w:t>
-      </w:r>
-      <w:proofErr w:type="spellStart"/>
-      <w:r>
-        <w:t>liệu</w:t>
-      </w:r>
-      <w:proofErr w:type="spellEnd"/>
-      <w:r>
-        <w:t xml:space="preserve"> cache </w:t>
-      </w:r>
-      <w:proofErr w:type="spellStart"/>
-      <w:r>
-        <w:t>và</w:t>
-      </w:r>
-      <w:proofErr w:type="spellEnd"/>
-      <w:r>
-        <w:t xml:space="preserve"> </w:t>
-      </w:r>
-      <w:proofErr w:type="spellStart"/>
-      <w:r>
-        <w:t>db</w:t>
-      </w:r>
-      <w:proofErr w:type="spellEnd"/>
-    </w:p>
-    <w:p>
-      <w:proofErr w:type="spellStart"/>
-      <w:r>
-        <w:t>Giải</w:t>
-      </w:r>
-      <w:proofErr w:type="spellEnd"/>
-      <w:r>
-        <w:t xml:space="preserve"> </w:t>
-      </w:r>
-      <w:proofErr w:type="spellStart"/>
-      <w:r>
-        <w:t>pháp</w:t>
-      </w:r>
-      <w:proofErr w:type="spellEnd"/>
-      <w:r>
-        <w:t xml:space="preserve"> </w:t>
-      </w:r>
-    </w:p>
-    <w:p>
-      <w:r>
+      <w:r>
+        <w:t>Ghi đồng thời mà CR7 chậm hơn thì gây ra ko đồng bộ dữ liệu cache và db</w:t>
+      </w:r>
+    </w:p>
+    <w:p>
+      <w:r>
+        <w:t xml:space="preserve">Giải pháp </w:t>
+      </w:r>
+    </w:p>
+    <w:p>
+      <w:r>
+        <w:rPr>
+          <w:noProof/>
+        </w:rPr>
         <w:lastRenderedPageBreak/>
         <w:drawing>
           <wp:inline distT="0" distB="0" distL="0" distR="0" wp14:anchorId="3D92592E" wp14:editId="79A6D330">
@@ -528,23 +295,7 @@
         </w:numPr>
       </w:pPr>
       <w:r>
-        <w:t xml:space="preserve">Lưu </w:t>
-      </w:r>
-      <w:proofErr w:type="spellStart"/>
-      <w:r>
-        <w:t>db</w:t>
-      </w:r>
-      <w:proofErr w:type="spellEnd"/>
-      <w:r>
-        <w:t xml:space="preserve"> </w:t>
-      </w:r>
-      <w:proofErr w:type="spellStart"/>
-      <w:r>
-        <w:t>trước</w:t>
-      </w:r>
-      <w:proofErr w:type="spellEnd"/>
-      <w:r>
-        <w:t xml:space="preserve"> </w:t>
+        <w:t xml:space="preserve">Lưu db trước </w:t>
       </w:r>
     </w:p>
     <w:p>
@@ -555,13 +306,8 @@
           <w:numId w:val="1"/>
         </w:numPr>
       </w:pPr>
-      <w:proofErr w:type="spellStart"/>
-      <w:r>
-        <w:t>Xóa</w:t>
-      </w:r>
-      <w:proofErr w:type="spellEnd"/>
-      <w:r>
-        <w:t xml:space="preserve"> cache </w:t>
+      <w:r>
+        <w:t xml:space="preserve">Xóa cache </w:t>
       </w:r>
     </w:p>
     <w:p>
@@ -572,35 +318,9 @@
           <w:numId w:val="1"/>
         </w:numPr>
       </w:pPr>
-      <w:proofErr w:type="spellStart"/>
-      <w:r>
-        <w:t>Lấy</w:t>
-      </w:r>
-      <w:proofErr w:type="spellEnd"/>
-      <w:r>
-        <w:t xml:space="preserve"> cache </w:t>
-      </w:r>
-      <w:proofErr w:type="spellStart"/>
-      <w:r>
-        <w:t>nhưng</w:t>
-      </w:r>
-      <w:proofErr w:type="spellEnd"/>
-      <w:r>
-        <w:t xml:space="preserve"> </w:t>
-      </w:r>
-      <w:proofErr w:type="spellStart"/>
-      <w:r>
-        <w:t>không</w:t>
-      </w:r>
-      <w:proofErr w:type="spellEnd"/>
-      <w:r>
-        <w:t xml:space="preserve"> </w:t>
-      </w:r>
-      <w:proofErr w:type="spellStart"/>
-      <w:r>
-        <w:t>thấy</w:t>
-      </w:r>
-      <w:proofErr w:type="spellEnd"/>
+      <w:r>
+        <w:t>Lấy cache nhưng không thấy</w:t>
+      </w:r>
     </w:p>
     <w:p>
       <w:pPr>
@@ -611,31 +331,7 @@
         </w:numPr>
       </w:pPr>
       <w:r>
-        <w:t xml:space="preserve">Read </w:t>
-      </w:r>
-      <w:proofErr w:type="spellStart"/>
-      <w:r>
-        <w:t>db</w:t>
-      </w:r>
-      <w:proofErr w:type="spellEnd"/>
-      <w:r>
-        <w:t xml:space="preserve"> </w:t>
-      </w:r>
-      <w:proofErr w:type="spellStart"/>
-      <w:r>
-        <w:t>để</w:t>
-      </w:r>
-      <w:proofErr w:type="spellEnd"/>
-      <w:r>
-        <w:t xml:space="preserve"> </w:t>
-      </w:r>
-      <w:proofErr w:type="spellStart"/>
-      <w:r>
-        <w:t>lấy</w:t>
-      </w:r>
-      <w:proofErr w:type="spellEnd"/>
-      <w:r>
-        <w:t xml:space="preserve"> data</w:t>
+        <w:t>Read db để lấy data</w:t>
       </w:r>
     </w:p>
     <w:p>
@@ -647,36 +343,15 @@
         </w:numPr>
       </w:pPr>
       <w:r>
-        <w:t xml:space="preserve">Lưu data </w:t>
-      </w:r>
-      <w:proofErr w:type="spellStart"/>
-      <w:r>
-        <w:t>từ</w:t>
-      </w:r>
-      <w:proofErr w:type="spellEnd"/>
-      <w:r>
-        <w:t xml:space="preserve"> </w:t>
-      </w:r>
-      <w:proofErr w:type="spellStart"/>
-      <w:r>
-        <w:t>db</w:t>
-      </w:r>
-      <w:proofErr w:type="spellEnd"/>
-      <w:r>
-        <w:t xml:space="preserve"> </w:t>
-      </w:r>
-      <w:proofErr w:type="spellStart"/>
-      <w:r>
-        <w:t>vào</w:t>
-      </w:r>
-      <w:proofErr w:type="spellEnd"/>
-      <w:r>
-        <w:t xml:space="preserve"> cache</w:t>
+        <w:t>Lưu data từ db vào cache</w:t>
       </w:r>
     </w:p>
     <w:p/>
     <w:p>
       <w:r>
+        <w:rPr>
+          <w:noProof/>
+        </w:rPr>
         <w:lastRenderedPageBreak/>
         <w:drawing>
           <wp:inline distT="0" distB="0" distL="0" distR="0" wp14:anchorId="470920D7" wp14:editId="61D8394D">
@@ -716,36 +391,2147 @@
       </w:r>
     </w:p>
     <w:p>
-      <w:proofErr w:type="spellStart"/>
-      <w:r>
-        <w:t>Đặt</w:t>
-      </w:r>
-      <w:proofErr w:type="spellEnd"/>
-      <w:r>
-        <w:t xml:space="preserve"> </w:t>
-      </w:r>
-      <w:proofErr w:type="spellStart"/>
-      <w:r>
-        <w:t>rebit</w:t>
-      </w:r>
-      <w:proofErr w:type="spellEnd"/>
-      <w:r>
-        <w:t xml:space="preserve"> EQ </w:t>
-      </w:r>
-      <w:proofErr w:type="spellStart"/>
-      <w:r>
-        <w:t>và</w:t>
-      </w:r>
-      <w:proofErr w:type="spellEnd"/>
-      <w:r>
-        <w:t xml:space="preserve"> </w:t>
-      </w:r>
-      <w:proofErr w:type="spellStart"/>
-      <w:r>
-        <w:t>kafka</w:t>
-      </w:r>
-      <w:proofErr w:type="spellEnd"/>
-    </w:p>
+      <w:r>
+        <w:t>Đặt rebit EQ và kafka</w:t>
+      </w:r>
+    </w:p>
+    <w:p>
+      <w:pPr>
+        <w:rPr>
+          <w:b/>
+          <w:bCs/>
+        </w:rPr>
+      </w:pPr>
+      <w:r>
+        <w:rPr>
+          <w:b/>
+          <w:bCs/>
+        </w:rPr>
+        <w:t>Vấn đề với Redis trong trường hợp mất điện:</w:t>
+      </w:r>
+    </w:p>
+    <w:p>
+      <w:r>
+        <w:rPr>
+          <w:b/>
+          <w:bCs/>
+        </w:rPr>
+        <w:t>ĐÚNG</w:t>
+      </w:r>
+      <w:r>
+        <w:t> - Khi server sập/mất điện, dữ liệu trong Redis (lưu trên RAM) sẽ </w:t>
+      </w:r>
+      <w:r>
+        <w:rPr>
+          <w:b/>
+          <w:bCs/>
+        </w:rPr>
+        <w:t>mất hết</w:t>
+      </w:r>
+      <w:r>
+        <w:t> vì RAM là volatile memory.</w:t>
+      </w:r>
+    </w:p>
+    <w:p>
+      <w:pPr>
+        <w:rPr>
+          <w:b/>
+          <w:bCs/>
+        </w:rPr>
+      </w:pPr>
+      <w:r>
+        <w:rPr>
+          <w:b/>
+          <w:bCs/>
+        </w:rPr>
+        <w:t>Các giải pháp để xử lý vấn đề này:</w:t>
+      </w:r>
+    </w:p>
+    <w:p>
+      <w:pPr>
+        <w:rPr>
+          <w:b/>
+          <w:bCs/>
+        </w:rPr>
+      </w:pPr>
+      <w:r>
+        <w:rPr>
+          <w:b/>
+          <w:bCs/>
+        </w:rPr>
+        <w:t>1. Redis Persistence (Lưu trữ liên tục)</w:t>
+      </w:r>
+    </w:p>
+    <w:p>
+      <w:r>
+        <w:t>Redis có 2 cơ chế để lưu dữ liệu xuống disk:</w:t>
+      </w:r>
+    </w:p>
+    <w:p>
+      <w:pPr>
+        <w:rPr>
+          <w:b/>
+          <w:bCs/>
+        </w:rPr>
+      </w:pPr>
+      <w:r>
+        <w:rPr>
+          <w:b/>
+          <w:bCs/>
+        </w:rPr>
+        <w:t>a) RDB (Redis Database Backup)</w:t>
+      </w:r>
+    </w:p>
+    <w:p>
+      <w:r>
+        <w:t>bash</w:t>
+      </w:r>
+    </w:p>
+    <w:p>
+      <w:r>
+        <w:rPr>
+          <w:i/>
+          <w:iCs/>
+        </w:rPr>
+        <w:t># Trong redis.conf</w:t>
+      </w:r>
+    </w:p>
+    <w:p>
+      <w:r>
+        <w:t xml:space="preserve">save 900 1      </w:t>
+      </w:r>
+      <w:r>
+        <w:rPr>
+          <w:i/>
+          <w:iCs/>
+        </w:rPr>
+        <w:t># Save sau 15 phút nếu có ít nhất 1 thay đổi</w:t>
+      </w:r>
+    </w:p>
+    <w:p>
+      <w:r>
+        <w:t xml:space="preserve">save 300 10     </w:t>
+      </w:r>
+      <w:r>
+        <w:rPr>
+          <w:i/>
+          <w:iCs/>
+        </w:rPr>
+        <w:t># Save sau 5 phút nếu có ít nhất 10 thay đổi</w:t>
+      </w:r>
+    </w:p>
+    <w:p>
+      <w:r>
+        <w:t xml:space="preserve">save 60 10000   </w:t>
+      </w:r>
+      <w:r>
+        <w:rPr>
+          <w:i/>
+          <w:iCs/>
+        </w:rPr>
+        <w:t># Save sau 1 phút nếu có ít nhất 10000 thay đổi</w:t>
+      </w:r>
+    </w:p>
+    <w:p>
+      <w:pPr>
+        <w:numPr>
+          <w:ilvl w:val="0"/>
+          <w:numId w:val="2"/>
+        </w:numPr>
+      </w:pPr>
+      <w:r>
+        <w:rPr>
+          <w:b/>
+          <w:bCs/>
+        </w:rPr>
+        <w:t>Ưu điểm</w:t>
+      </w:r>
+      <w:r>
+        <w:t>: File nhỏ, phục hồi nhanh</w:t>
+      </w:r>
+    </w:p>
+    <w:p>
+      <w:pPr>
+        <w:numPr>
+          <w:ilvl w:val="0"/>
+          <w:numId w:val="2"/>
+        </w:numPr>
+      </w:pPr>
+      <w:r>
+        <w:rPr>
+          <w:b/>
+          <w:bCs/>
+        </w:rPr>
+        <w:t>Nhược điểm</w:t>
+      </w:r>
+      <w:r>
+        <w:t>: Có thể mất dữ liệu giữa các lần save</w:t>
+      </w:r>
+    </w:p>
+    <w:p>
+      <w:pPr>
+        <w:rPr>
+          <w:b/>
+          <w:bCs/>
+        </w:rPr>
+      </w:pPr>
+      <w:r>
+        <w:rPr>
+          <w:b/>
+          <w:bCs/>
+        </w:rPr>
+        <w:lastRenderedPageBreak/>
+        <w:t>b) AOF (Append Only File)</w:t>
+      </w:r>
+    </w:p>
+    <w:p>
+      <w:r>
+        <w:t>bash</w:t>
+      </w:r>
+    </w:p>
+    <w:p>
+      <w:r>
+        <w:rPr>
+          <w:i/>
+          <w:iCs/>
+        </w:rPr>
+        <w:t># Trong redis.conf</w:t>
+      </w:r>
+    </w:p>
+    <w:p>
+      <w:r>
+        <w:t>appendonly yes</w:t>
+      </w:r>
+    </w:p>
+    <w:p>
+      <w:r>
+        <w:t xml:space="preserve">appendfsync everysec  </w:t>
+      </w:r>
+      <w:r>
+        <w:rPr>
+          <w:i/>
+          <w:iCs/>
+        </w:rPr>
+        <w:t># Sync mỗi giây - cân bằng giữa performance và safety</w:t>
+      </w:r>
+    </w:p>
+    <w:p>
+      <w:pPr>
+        <w:numPr>
+          <w:ilvl w:val="0"/>
+          <w:numId w:val="3"/>
+        </w:numPr>
+      </w:pPr>
+      <w:r>
+        <w:rPr>
+          <w:b/>
+          <w:bCs/>
+        </w:rPr>
+        <w:t>Ưu điểm</w:t>
+      </w:r>
+      <w:r>
+        <w:t>: Không mất dữ liệu, ghi lại mọi thao tác</w:t>
+      </w:r>
+    </w:p>
+    <w:p>
+      <w:pPr>
+        <w:numPr>
+          <w:ilvl w:val="0"/>
+          <w:numId w:val="3"/>
+        </w:numPr>
+      </w:pPr>
+      <w:r>
+        <w:rPr>
+          <w:b/>
+          <w:bCs/>
+        </w:rPr>
+        <w:t>Nhược điểm</w:t>
+      </w:r>
+      <w:r>
+        <w:t>: File lớn, phục hồi chậm hơn</w:t>
+      </w:r>
+    </w:p>
+    <w:p>
+      <w:pPr>
+        <w:rPr>
+          <w:b/>
+          <w:bCs/>
+        </w:rPr>
+      </w:pPr>
+      <w:r>
+        <w:rPr>
+          <w:b/>
+          <w:bCs/>
+        </w:rPr>
+        <w:t>2. Cache Warm-up Strategy (Chiến lược làm nóng cache)</w:t>
+      </w:r>
+    </w:p>
+    <w:p>
+      <w:r>
+        <w:t>java</w:t>
+      </w:r>
+    </w:p>
+    <w:p>
+      <w:r>
+        <w:t>@Component</w:t>
+      </w:r>
+    </w:p>
+    <w:p>
+      <w:r>
+        <w:t>public class CacheWarmUp {</w:t>
+      </w:r>
+    </w:p>
+    <w:p>
+      <w:r>
+        <w:t xml:space="preserve">    </w:t>
+      </w:r>
+    </w:p>
+    <w:p>
+      <w:r>
+        <w:t xml:space="preserve">    @Autowired</w:t>
+      </w:r>
+    </w:p>
+    <w:p>
+      <w:r>
+        <w:t xml:space="preserve">    private UserRepository userRepository;</w:t>
+      </w:r>
+    </w:p>
+    <w:p>
+      <w:r>
+        <w:t xml:space="preserve">    </w:t>
+      </w:r>
+    </w:p>
+    <w:p>
+      <w:r>
+        <w:t xml:space="preserve">    @Autowired</w:t>
+      </w:r>
+    </w:p>
+    <w:p>
+      <w:r>
+        <w:t xml:space="preserve">    private RedisTemplate&lt;String, Object&gt; redisTemplate;</w:t>
+      </w:r>
+    </w:p>
+    <w:p>
+      <w:r>
+        <w:t xml:space="preserve">    </w:t>
+      </w:r>
+    </w:p>
+    <w:p>
+      <w:r>
+        <w:t xml:space="preserve">    @EventListener(ApplicationReadyEvent.class)</w:t>
+      </w:r>
+    </w:p>
+    <w:p>
+      <w:r>
+        <w:t xml:space="preserve">    public void warmUpCache() {</w:t>
+      </w:r>
+    </w:p>
+    <w:p>
+      <w:r>
+        <w:t xml:space="preserve">        System.out.println("Warming up Redis cache...");</w:t>
+      </w:r>
+    </w:p>
+    <w:p>
+      <w:r>
+        <w:t xml:space="preserve">        </w:t>
+      </w:r>
+    </w:p>
+    <w:p>
+      <w:r>
+        <w:t xml:space="preserve">        </w:t>
+      </w:r>
+      <w:r>
+        <w:rPr>
+          <w:i/>
+          <w:iCs/>
+        </w:rPr>
+        <w:t>// Load các data quan trọng vào cache khi app khởi động</w:t>
+      </w:r>
+    </w:p>
+    <w:p>
+      <w:r>
+        <w:t xml:space="preserve">        List&lt;User&gt; activeUsers = userRepository.findActiveUsers();</w:t>
+      </w:r>
+    </w:p>
+    <w:p>
+      <w:r>
+        <w:t xml:space="preserve">        for (User user : activeUsers) {</w:t>
+      </w:r>
+    </w:p>
+    <w:p>
+      <w:r>
+        <w:t xml:space="preserve">            String key = "user:" + user.getId();</w:t>
+      </w:r>
+    </w:p>
+    <w:p>
+      <w:r>
+        <w:lastRenderedPageBreak/>
+        <w:t xml:space="preserve">            redisTemplate.opsForValue().set(key, user, Duration.ofHours(1));</w:t>
+      </w:r>
+    </w:p>
+    <w:p>
+      <w:r>
+        <w:t xml:space="preserve">        }</w:t>
+      </w:r>
+    </w:p>
+    <w:p>
+      <w:r>
+        <w:t xml:space="preserve">        </w:t>
+      </w:r>
+    </w:p>
+    <w:p>
+      <w:r>
+        <w:t xml:space="preserve">        </w:t>
+      </w:r>
+      <w:r>
+        <w:rPr>
+          <w:i/>
+          <w:iCs/>
+        </w:rPr>
+        <w:t>// Load configuration data</w:t>
+      </w:r>
+    </w:p>
+    <w:p>
+      <w:r>
+        <w:t xml:space="preserve">        loadSystemConfigs();</w:t>
+      </w:r>
+    </w:p>
+    <w:p>
+      <w:r>
+        <w:t xml:space="preserve">        loadProductCatalog();</w:t>
+      </w:r>
+    </w:p>
+    <w:p>
+      <w:r>
+        <w:t xml:space="preserve">    }</w:t>
+      </w:r>
+    </w:p>
+    <w:p>
+      <w:r>
+        <w:t xml:space="preserve">    </w:t>
+      </w:r>
+    </w:p>
+    <w:p>
+      <w:r>
+        <w:t xml:space="preserve">    private void loadSystemConfigs() {</w:t>
+      </w:r>
+    </w:p>
+    <w:p>
+      <w:r>
+        <w:t xml:space="preserve">        </w:t>
+      </w:r>
+      <w:r>
+        <w:rPr>
+          <w:i/>
+          <w:iCs/>
+        </w:rPr>
+        <w:t>// Load các config thường dùng</w:t>
+      </w:r>
+    </w:p>
+    <w:p>
+      <w:r>
+        <w:t xml:space="preserve">    }</w:t>
+      </w:r>
+    </w:p>
+    <w:p>
+      <w:r>
+        <w:t>}</w:t>
+      </w:r>
+    </w:p>
+    <w:p>
+      <w:pPr>
+        <w:rPr>
+          <w:b/>
+          <w:bCs/>
+        </w:rPr>
+      </w:pPr>
+      <w:r>
+        <w:rPr>
+          <w:b/>
+          <w:bCs/>
+        </w:rPr>
+        <w:t>3. Lazy Loading + Cache-Aside Pattern</w:t>
+      </w:r>
+    </w:p>
+    <w:p>
+      <w:r>
+        <w:t>java</w:t>
+      </w:r>
+    </w:p>
+    <w:p>
+      <w:r>
+        <w:t>@Service</w:t>
+      </w:r>
+    </w:p>
+    <w:p>
+      <w:r>
+        <w:t>public class UserService {</w:t>
+      </w:r>
+    </w:p>
+    <w:p>
+      <w:r>
+        <w:t xml:space="preserve">    </w:t>
+      </w:r>
+    </w:p>
+    <w:p>
+      <w:r>
+        <w:t xml:space="preserve">    public User getUserById(Long userId) {</w:t>
+      </w:r>
+    </w:p>
+    <w:p>
+      <w:r>
+        <w:t xml:space="preserve">        String cacheKey = "user:" + userId;</w:t>
+      </w:r>
+    </w:p>
+    <w:p>
+      <w:r>
+        <w:t xml:space="preserve">        </w:t>
+      </w:r>
+    </w:p>
+    <w:p>
+      <w:r>
+        <w:t xml:space="preserve">        </w:t>
+      </w:r>
+      <w:r>
+        <w:rPr>
+          <w:i/>
+          <w:iCs/>
+        </w:rPr>
+        <w:t>// 1. Thử lấy từ cache trước</w:t>
+      </w:r>
+    </w:p>
+    <w:p>
+      <w:r>
+        <w:t xml:space="preserve">        User user = (User) redisTemplate.opsForValue().get(cacheKey);</w:t>
+      </w:r>
+    </w:p>
+    <w:p>
+      <w:r>
+        <w:t xml:space="preserve">        </w:t>
+      </w:r>
+    </w:p>
+    <w:p>
+      <w:r>
+        <w:t xml:space="preserve">        if (user != null) {</w:t>
+      </w:r>
+    </w:p>
+    <w:p>
+      <w:r>
+        <w:t xml:space="preserve">            return user; </w:t>
+      </w:r>
+      <w:r>
+        <w:rPr>
+          <w:i/>
+          <w:iCs/>
+        </w:rPr>
+        <w:t>// Cache hit</w:t>
+      </w:r>
+    </w:p>
+    <w:p>
+      <w:r>
+        <w:t xml:space="preserve">        }</w:t>
+      </w:r>
+    </w:p>
+    <w:p>
+      <w:r>
+        <w:lastRenderedPageBreak/>
+        <w:t xml:space="preserve">        </w:t>
+      </w:r>
+    </w:p>
+    <w:p>
+      <w:r>
+        <w:t xml:space="preserve">        </w:t>
+      </w:r>
+      <w:r>
+        <w:rPr>
+          <w:i/>
+          <w:iCs/>
+        </w:rPr>
+        <w:t>// 2. Cache miss - lấy từ database</w:t>
+      </w:r>
+    </w:p>
+    <w:p>
+      <w:r>
+        <w:t xml:space="preserve">        user = userRepository.findById(userId)</w:t>
+      </w:r>
+    </w:p>
+    <w:p>
+      <w:r>
+        <w:t xml:space="preserve">                .orElseThrow(() -&gt; new UserNotFoundException());</w:t>
+      </w:r>
+    </w:p>
+    <w:p>
+      <w:r>
+        <w:t xml:space="preserve">        </w:t>
+      </w:r>
+    </w:p>
+    <w:p>
+      <w:r>
+        <w:t xml:space="preserve">        </w:t>
+      </w:r>
+      <w:r>
+        <w:rPr>
+          <w:i/>
+          <w:iCs/>
+        </w:rPr>
+        <w:t>// 3. Lưu vào cache cho các request sau</w:t>
+      </w:r>
+    </w:p>
+    <w:p>
+      <w:r>
+        <w:t xml:space="preserve">        redisTemplate.opsForValue().set(cacheKey, user, Duration.ofMinutes(30));</w:t>
+      </w:r>
+    </w:p>
+    <w:p>
+      <w:r>
+        <w:t xml:space="preserve">        </w:t>
+      </w:r>
+    </w:p>
+    <w:p>
+      <w:r>
+        <w:t xml:space="preserve">        return user;</w:t>
+      </w:r>
+    </w:p>
+    <w:p>
+      <w:r>
+        <w:t xml:space="preserve">    }</w:t>
+      </w:r>
+    </w:p>
+    <w:p>
+      <w:r>
+        <w:t>}</w:t>
+      </w:r>
+    </w:p>
+    <w:p>
+      <w:pPr>
+        <w:rPr>
+          <w:b/>
+          <w:bCs/>
+        </w:rPr>
+      </w:pPr>
+      <w:r>
+        <w:rPr>
+          <w:b/>
+          <w:bCs/>
+        </w:rPr>
+        <w:t>4. Write-Through Pattern</w:t>
+      </w:r>
+    </w:p>
+    <w:p>
+      <w:r>
+        <w:t>java</w:t>
+      </w:r>
+    </w:p>
+    <w:p>
+      <w:r>
+        <w:t>@Service</w:t>
+      </w:r>
+    </w:p>
+    <w:p>
+      <w:r>
+        <w:t>@Transactional</w:t>
+      </w:r>
+    </w:p>
+    <w:p>
+      <w:r>
+        <w:t>public class UserService {</w:t>
+      </w:r>
+    </w:p>
+    <w:p>
+      <w:r>
+        <w:t xml:space="preserve">    </w:t>
+      </w:r>
+    </w:p>
+    <w:p>
+      <w:r>
+        <w:t xml:space="preserve">    public User updateUser(User user) {</w:t>
+      </w:r>
+    </w:p>
+    <w:p>
+      <w:r>
+        <w:t xml:space="preserve">        </w:t>
+      </w:r>
+      <w:r>
+        <w:rPr>
+          <w:i/>
+          <w:iCs/>
+        </w:rPr>
+        <w:t>// 1. Update database</w:t>
+      </w:r>
+    </w:p>
+    <w:p>
+      <w:r>
+        <w:t xml:space="preserve">        User updatedUser = userRepository.save(user);</w:t>
+      </w:r>
+    </w:p>
+    <w:p>
+      <w:r>
+        <w:t xml:space="preserve">        </w:t>
+      </w:r>
+    </w:p>
+    <w:p>
+      <w:r>
+        <w:t xml:space="preserve">        </w:t>
+      </w:r>
+      <w:r>
+        <w:rPr>
+          <w:i/>
+          <w:iCs/>
+        </w:rPr>
+        <w:t>// 2. Update cache</w:t>
+      </w:r>
+    </w:p>
+    <w:p>
+      <w:r>
+        <w:t xml:space="preserve">        String cacheKey = "user:" + user.getId();</w:t>
+      </w:r>
+    </w:p>
+    <w:p>
+      <w:r>
+        <w:t xml:space="preserve">        redisTemplate.opsForValue().set(cacheKey, updatedUser, Duration.ofMinutes(30));</w:t>
+      </w:r>
+    </w:p>
+    <w:p>
+      <w:r>
+        <w:t xml:space="preserve">        </w:t>
+      </w:r>
+    </w:p>
+    <w:p>
+      <w:r>
+        <w:t xml:space="preserve">        return updatedUser;</w:t>
+      </w:r>
+    </w:p>
+    <w:p>
+      <w:r>
+        <w:lastRenderedPageBreak/>
+        <w:t xml:space="preserve">    }</w:t>
+      </w:r>
+    </w:p>
+    <w:p>
+      <w:r>
+        <w:t>}</w:t>
+      </w:r>
+    </w:p>
+    <w:p>
+      <w:pPr>
+        <w:rPr>
+          <w:b/>
+          <w:bCs/>
+        </w:rPr>
+      </w:pPr>
+      <w:r>
+        <w:rPr>
+          <w:b/>
+          <w:bCs/>
+        </w:rPr>
+        <w:t>5. Redis Cluster với Replication</w:t>
+      </w:r>
+    </w:p>
+    <w:p>
+      <w:r>
+        <w:t>bash</w:t>
+      </w:r>
+    </w:p>
+    <w:p>
+      <w:r>
+        <w:rPr>
+          <w:i/>
+          <w:iCs/>
+        </w:rPr>
+        <w:t># Thiết lập Redis Cluster với master-slave</w:t>
+      </w:r>
+    </w:p>
+    <w:p>
+      <w:r>
+        <w:rPr>
+          <w:i/>
+          <w:iCs/>
+        </w:rPr>
+        <w:t># Dữ liệu sẽ được replicate sang các node khác</w:t>
+      </w:r>
+    </w:p>
+    <w:p>
+      <w:r>
+        <w:t>redis-server --port 6379 --masterauth "password"</w:t>
+      </w:r>
+    </w:p>
+    <w:p>
+      <w:r>
+        <w:t>redis-server --port 6380 --slaveof 127.0.0.1 6379</w:t>
+      </w:r>
+    </w:p>
+    <w:p>
+      <w:pPr>
+        <w:rPr>
+          <w:b/>
+          <w:bCs/>
+        </w:rPr>
+      </w:pPr>
+      <w:r>
+        <w:rPr>
+          <w:b/>
+          <w:bCs/>
+        </w:rPr>
+        <w:t>6. Hybrid Solution - Kết hợp nhiều cách</w:t>
+      </w:r>
+    </w:p>
+    <w:p>
+      <w:r>
+        <w:t>java</w:t>
+      </w:r>
+    </w:p>
+    <w:p>
+      <w:r>
+        <w:t>@Component</w:t>
+      </w:r>
+    </w:p>
+    <w:p>
+      <w:r>
+        <w:t>public class CacheManager {</w:t>
+      </w:r>
+    </w:p>
+    <w:p>
+      <w:r>
+        <w:t xml:space="preserve">    </w:t>
+      </w:r>
+    </w:p>
+    <w:p>
+      <w:r>
+        <w:t xml:space="preserve">    @EventListener(ApplicationReadyEvent.class)</w:t>
+      </w:r>
+    </w:p>
+    <w:p>
+      <w:r>
+        <w:t xml:space="preserve">    public void onAppStart() {</w:t>
+      </w:r>
+    </w:p>
+    <w:p>
+      <w:r>
+        <w:t xml:space="preserve">        </w:t>
+      </w:r>
+      <w:r>
+        <w:rPr>
+          <w:i/>
+          <w:iCs/>
+        </w:rPr>
+        <w:t>// 1. Warm-up các data quan trọng</w:t>
+      </w:r>
+    </w:p>
+    <w:p>
+      <w:r>
+        <w:t xml:space="preserve">        warmUpCriticalData();</w:t>
+      </w:r>
+    </w:p>
+    <w:p>
+      <w:r>
+        <w:t xml:space="preserve">    }</w:t>
+      </w:r>
+    </w:p>
+    <w:p>
+      <w:r>
+        <w:t xml:space="preserve">    </w:t>
+      </w:r>
+    </w:p>
+    <w:p>
+      <w:r>
+        <w:t xml:space="preserve">    @Async</w:t>
+      </w:r>
+    </w:p>
+    <w:p>
+      <w:r>
+        <w:t xml:space="preserve">    public void warmUpCriticalData() {</w:t>
+      </w:r>
+    </w:p>
+    <w:p>
+      <w:r>
+        <w:t xml:space="preserve">        </w:t>
+      </w:r>
+      <w:r>
+        <w:rPr>
+          <w:i/>
+          <w:iCs/>
+        </w:rPr>
+        <w:t>// Load data quan trọng trong background</w:t>
+      </w:r>
+    </w:p>
+    <w:p>
+      <w:r>
+        <w:t xml:space="preserve">        loadFrequentlyAccessedData();</w:t>
+      </w:r>
+    </w:p>
+    <w:p>
+      <w:r>
+        <w:t xml:space="preserve">    }</w:t>
+      </w:r>
+    </w:p>
+    <w:p>
+      <w:r>
+        <w:t xml:space="preserve">    </w:t>
+      </w:r>
+    </w:p>
+    <w:p>
+      <w:r>
+        <w:t xml:space="preserve">    public &lt;T&gt; T getWithFallback(String key, Class&lt;T&gt; type, </w:t>
+      </w:r>
+    </w:p>
+    <w:p>
+      <w:r>
+        <w:lastRenderedPageBreak/>
+        <w:t xml:space="preserve">                                Supplier&lt;T&gt; databaseFallback, </w:t>
+      </w:r>
+    </w:p>
+    <w:p>
+      <w:r>
+        <w:t xml:space="preserve">                                Duration ttl) {</w:t>
+      </w:r>
+    </w:p>
+    <w:p>
+      <w:r>
+        <w:t xml:space="preserve">        </w:t>
+      </w:r>
+      <w:r>
+        <w:rPr>
+          <w:i/>
+          <w:iCs/>
+        </w:rPr>
+        <w:t>// 1. Thử lấy từ cache</w:t>
+      </w:r>
+    </w:p>
+    <w:p>
+      <w:r>
+        <w:t xml:space="preserve">        T value = (T) redisTemplate.opsForValue().get(key);</w:t>
+      </w:r>
+    </w:p>
+    <w:p>
+      <w:r>
+        <w:t xml:space="preserve">        </w:t>
+      </w:r>
+    </w:p>
+    <w:p>
+      <w:r>
+        <w:t xml:space="preserve">        if (value != null) {</w:t>
+      </w:r>
+    </w:p>
+    <w:p>
+      <w:r>
+        <w:t xml:space="preserve">            return value;</w:t>
+      </w:r>
+    </w:p>
+    <w:p>
+      <w:r>
+        <w:t xml:space="preserve">        }</w:t>
+      </w:r>
+    </w:p>
+    <w:p>
+      <w:r>
+        <w:t xml:space="preserve">        </w:t>
+      </w:r>
+    </w:p>
+    <w:p>
+      <w:r>
+        <w:t xml:space="preserve">        </w:t>
+      </w:r>
+      <w:r>
+        <w:rPr>
+          <w:i/>
+          <w:iCs/>
+        </w:rPr>
+        <w:t>// 2. Lấy từ database</w:t>
+      </w:r>
+    </w:p>
+    <w:p>
+      <w:r>
+        <w:t xml:space="preserve">        value = databaseFallback.get();</w:t>
+      </w:r>
+    </w:p>
+    <w:p>
+      <w:r>
+        <w:t xml:space="preserve">        </w:t>
+      </w:r>
+    </w:p>
+    <w:p>
+      <w:r>
+        <w:t xml:space="preserve">        if (value != null) {</w:t>
+      </w:r>
+    </w:p>
+    <w:p>
+      <w:r>
+        <w:t xml:space="preserve">            </w:t>
+      </w:r>
+      <w:r>
+        <w:rPr>
+          <w:i/>
+          <w:iCs/>
+        </w:rPr>
+        <w:t>// 3. Lưu vào cache</w:t>
+      </w:r>
+    </w:p>
+    <w:p>
+      <w:r>
+        <w:t xml:space="preserve">            redisTemplate.opsForValue().set(key, value, ttl);</w:t>
+      </w:r>
+    </w:p>
+    <w:p>
+      <w:r>
+        <w:t xml:space="preserve">        }</w:t>
+      </w:r>
+    </w:p>
+    <w:p>
+      <w:r>
+        <w:t xml:space="preserve">        </w:t>
+      </w:r>
+    </w:p>
+    <w:p>
+      <w:r>
+        <w:t xml:space="preserve">        return value;</w:t>
+      </w:r>
+    </w:p>
+    <w:p>
+      <w:r>
+        <w:t xml:space="preserve">    }</w:t>
+      </w:r>
+    </w:p>
+    <w:p>
+      <w:r>
+        <w:t>}</w:t>
+      </w:r>
+    </w:p>
+    <w:p>
+      <w:pPr>
+        <w:rPr>
+          <w:b/>
+          <w:bCs/>
+        </w:rPr>
+      </w:pPr>
+      <w:r>
+        <w:rPr>
+          <w:b/>
+          <w:bCs/>
+        </w:rPr>
+        <w:t>Chiến lược đề xuất:</w:t>
+      </w:r>
+    </w:p>
+    <w:p>
+      <w:pPr>
+        <w:numPr>
+          <w:ilvl w:val="0"/>
+          <w:numId w:val="4"/>
+        </w:numPr>
+      </w:pPr>
+      <w:r>
+        <w:rPr>
+          <w:b/>
+          <w:bCs/>
+        </w:rPr>
+        <w:t>Enable AOF persistence</w:t>
+      </w:r>
+      <w:r>
+        <w:t> để giảm thiểu mất mát dữ liệu</w:t>
+      </w:r>
+    </w:p>
+    <w:p>
+      <w:pPr>
+        <w:numPr>
+          <w:ilvl w:val="0"/>
+          <w:numId w:val="4"/>
+        </w:numPr>
+      </w:pPr>
+      <w:r>
+        <w:rPr>
+          <w:b/>
+          <w:bCs/>
+        </w:rPr>
+        <w:t>Sử dụng Cache-Aside pattern</w:t>
+      </w:r>
+      <w:r>
+        <w:t> cho data không quá quan trọng</w:t>
+      </w:r>
+    </w:p>
+    <w:p>
+      <w:pPr>
+        <w:numPr>
+          <w:ilvl w:val="0"/>
+          <w:numId w:val="4"/>
+        </w:numPr>
+      </w:pPr>
+      <w:r>
+        <w:rPr>
+          <w:b/>
+          <w:bCs/>
+        </w:rPr>
+        <w:t>Cache Warm-up</w:t>
+      </w:r>
+      <w:r>
+        <w:t> cho data quan trọng, thường xuyên truy cập</w:t>
+      </w:r>
+    </w:p>
+    <w:p>
+      <w:pPr>
+        <w:numPr>
+          <w:ilvl w:val="0"/>
+          <w:numId w:val="4"/>
+        </w:numPr>
+      </w:pPr>
+      <w:r>
+        <w:rPr>
+          <w:b/>
+          <w:bCs/>
+        </w:rPr>
+        <w:t>Write-Through</w:t>
+      </w:r>
+      <w:r>
+        <w:t> cho data cần consistency cao</w:t>
+      </w:r>
+    </w:p>
+    <w:p>
+      <w:pPr>
+        <w:numPr>
+          <w:ilvl w:val="0"/>
+          <w:numId w:val="4"/>
+        </w:numPr>
+      </w:pPr>
+      <w:r>
+        <w:rPr>
+          <w:b/>
+          <w:bCs/>
+        </w:rPr>
+        <w:t>Redis Cluster</w:t>
+      </w:r>
+      <w:r>
+        <w:t> cho high availability</w:t>
+      </w:r>
+    </w:p>
+    <w:p>
+      <w:r>
+        <w:rPr>
+          <w:b/>
+          <w:bCs/>
+        </w:rPr>
+        <w:lastRenderedPageBreak/>
+        <w:t>Lưu ý</w:t>
+      </w:r>
+      <w:r>
+        <w:t>: Không phải tất cả data đều cần warm-up, chỉ những data thực sự quan trọng và được truy cập thường xuyên.</w:t>
+      </w:r>
+    </w:p>
+    <w:p>
+      <w:r>
+        <w:t>Triển khai:</w:t>
+      </w:r>
+    </w:p>
+    <w:p>
+      <w:r>
+        <w:drawing>
+          <wp:inline distT="0" distB="0" distL="0" distR="0" wp14:anchorId="75A4DBBD" wp14:editId="7549E688">
+            <wp:extent cx="5943600" cy="2865755"/>
+            <wp:effectExtent l="0" t="0" r="0" b="0"/>
+            <wp:docPr id="2093666682" name="Picture 1"/>
+            <wp:cNvGraphicFramePr>
+              <a:graphicFrameLocks xmlns:a="http://schemas.openxmlformats.org/drawingml/2006/main" noChangeAspect="1"/>
+            </wp:cNvGraphicFramePr>
+            <a:graphic xmlns:a="http://schemas.openxmlformats.org/drawingml/2006/main">
+              <a:graphicData uri="http://schemas.openxmlformats.org/drawingml/2006/picture">
+                <pic:pic xmlns:pic="http://schemas.openxmlformats.org/drawingml/2006/picture">
+                  <pic:nvPicPr>
+                    <pic:cNvPr id="2093666682" name=""/>
+                    <pic:cNvPicPr/>
+                  </pic:nvPicPr>
+                  <pic:blipFill>
+                    <a:blip r:embed="rId12"/>
+                    <a:stretch>
+                      <a:fillRect/>
+                    </a:stretch>
+                  </pic:blipFill>
+                  <pic:spPr>
+                    <a:xfrm>
+                      <a:off x="0" y="0"/>
+                      <a:ext cx="5943600" cy="2865755"/>
+                    </a:xfrm>
+                    <a:prstGeom prst="rect">
+                      <a:avLst/>
+                    </a:prstGeom>
+                  </pic:spPr>
+                </pic:pic>
+              </a:graphicData>
+            </a:graphic>
+          </wp:inline>
+        </w:drawing>
+      </w:r>
+    </w:p>
+    <w:p>
+      <w:pPr>
+        <w:rPr>
+          <w:b/>
+          <w:bCs/>
+        </w:rPr>
+      </w:pPr>
+      <w:r>
+        <w:rPr>
+          <w:b/>
+          <w:bCs/>
+        </w:rPr>
+        <w:t>1. Version &amp; Services</w:t>
+      </w:r>
+    </w:p>
+    <w:p>
+      <w:r>
+        <w:t>yaml</w:t>
+      </w:r>
+    </w:p>
+    <w:p>
+      <w:r>
+        <w:t xml:space="preserve">version: '3.8'  </w:t>
+      </w:r>
+      <w:r>
+        <w:rPr>
+          <w:i/>
+          <w:iCs/>
+        </w:rPr>
+        <w:t xml:space="preserve"># </w:t>
+      </w:r>
+      <w:r>
+        <w:rPr>
+          <w:rFonts w:ascii="Segoe UI Emoji" w:hAnsi="Segoe UI Emoji" w:cs="Segoe UI Emoji"/>
+          <w:i/>
+          <w:iCs/>
+        </w:rPr>
+        <w:t>👈</w:t>
+      </w:r>
+      <w:r>
+        <w:rPr>
+          <w:i/>
+          <w:iCs/>
+        </w:rPr>
+        <w:t xml:space="preserve"> Phiên bản Docker Compose syntax</w:t>
+      </w:r>
+    </w:p>
+    <w:p>
+      <w:r>
+        <w:t xml:space="preserve">services:       </w:t>
+      </w:r>
+      <w:r>
+        <w:rPr>
+          <w:i/>
+          <w:iCs/>
+        </w:rPr>
+        <w:t xml:space="preserve"># </w:t>
+      </w:r>
+      <w:r>
+        <w:rPr>
+          <w:rFonts w:ascii="Segoe UI Emoji" w:hAnsi="Segoe UI Emoji" w:cs="Segoe UI Emoji"/>
+          <w:i/>
+          <w:iCs/>
+        </w:rPr>
+        <w:t>👈</w:t>
+      </w:r>
+      <w:r>
+        <w:rPr>
+          <w:i/>
+          <w:iCs/>
+        </w:rPr>
+        <w:t xml:space="preserve"> Khai báo các services (container) sẽ chạy</w:t>
+      </w:r>
+    </w:p>
+    <w:p>
+      <w:pPr>
+        <w:rPr>
+          <w:b/>
+          <w:bCs/>
+        </w:rPr>
+      </w:pPr>
+      <w:r>
+        <w:rPr>
+          <w:b/>
+          <w:bCs/>
+        </w:rPr>
+        <w:t>2. Redis Service Configuration</w:t>
+      </w:r>
+    </w:p>
+    <w:p>
+      <w:r>
+        <w:t>yaml</w:t>
+      </w:r>
+    </w:p>
+    <w:p>
+      <w:r>
+        <w:t xml:space="preserve">redis:                    </w:t>
+      </w:r>
+      <w:r>
+        <w:rPr>
+          <w:i/>
+          <w:iCs/>
+        </w:rPr>
+        <w:t xml:space="preserve"># </w:t>
+      </w:r>
+      <w:r>
+        <w:rPr>
+          <w:rFonts w:ascii="Segoe UI Emoji" w:hAnsi="Segoe UI Emoji" w:cs="Segoe UI Emoji"/>
+          <w:i/>
+          <w:iCs/>
+        </w:rPr>
+        <w:t>👈</w:t>
+      </w:r>
+      <w:r>
+        <w:rPr>
+          <w:i/>
+          <w:iCs/>
+        </w:rPr>
+        <w:t xml:space="preserve"> Tên service (có thể gọi bằng tên này trong network)</w:t>
+      </w:r>
+    </w:p>
+    <w:p>
+      <w:r>
+        <w:t xml:space="preserve">  image: redis:7-alpine   </w:t>
+      </w:r>
+      <w:r>
+        <w:rPr>
+          <w:i/>
+          <w:iCs/>
+        </w:rPr>
+        <w:t xml:space="preserve"># </w:t>
+      </w:r>
+      <w:r>
+        <w:rPr>
+          <w:rFonts w:ascii="Segoe UI Emoji" w:hAnsi="Segoe UI Emoji" w:cs="Segoe UI Emoji"/>
+          <w:i/>
+          <w:iCs/>
+        </w:rPr>
+        <w:t>👈</w:t>
+      </w:r>
+      <w:r>
+        <w:rPr>
+          <w:i/>
+          <w:iCs/>
+        </w:rPr>
+        <w:t xml:space="preserve"> Dùng image Redis phiên bản 7, base Alpine (nhẹ)</w:t>
+      </w:r>
+    </w:p>
+    <w:p>
+      <w:r>
+        <w:t xml:space="preserve">  container_name: redis-cache  </w:t>
+      </w:r>
+      <w:r>
+        <w:rPr>
+          <w:i/>
+          <w:iCs/>
+        </w:rPr>
+        <w:t xml:space="preserve"># </w:t>
+      </w:r>
+      <w:r>
+        <w:rPr>
+          <w:rFonts w:ascii="Segoe UI Emoji" w:hAnsi="Segoe UI Emoji" w:cs="Segoe UI Emoji"/>
+          <w:i/>
+          <w:iCs/>
+        </w:rPr>
+        <w:t>👈</w:t>
+      </w:r>
+      <w:r>
+        <w:rPr>
+          <w:i/>
+          <w:iCs/>
+        </w:rPr>
+        <w:t xml:space="preserve"> Đặt tên cụ thể cho container</w:t>
+      </w:r>
+    </w:p>
+    <w:p>
+      <w:pPr>
+        <w:rPr>
+          <w:b/>
+          <w:bCs/>
+        </w:rPr>
+      </w:pPr>
+      <w:r>
+        <w:rPr>
+          <w:b/>
+          <w:bCs/>
+        </w:rPr>
+        <w:t>3. Network &amp; Ports</w:t>
+      </w:r>
+    </w:p>
+    <w:p>
+      <w:r>
+        <w:t>yaml</w:t>
+      </w:r>
+    </w:p>
+    <w:p>
+      <w:r>
+        <w:t>ports:</w:t>
+      </w:r>
+    </w:p>
+    <w:p>
+      <w:r>
+        <w:t xml:space="preserve">  - "6379:6379"  </w:t>
+      </w:r>
+      <w:r>
+        <w:rPr>
+          <w:i/>
+          <w:iCs/>
+        </w:rPr>
+        <w:t xml:space="preserve"># </w:t>
+      </w:r>
+      <w:r>
+        <w:rPr>
+          <w:rFonts w:ascii="Segoe UI Emoji" w:hAnsi="Segoe UI Emoji" w:cs="Segoe UI Emoji"/>
+          <w:i/>
+          <w:iCs/>
+        </w:rPr>
+        <w:t>👈</w:t>
+      </w:r>
+      <w:r>
+        <w:rPr>
+          <w:i/>
+          <w:iCs/>
+        </w:rPr>
+        <w:t xml:space="preserve"> Ánh xạ port: HOST:CONTAINER</w:t>
+      </w:r>
+    </w:p>
+    <w:p>
+      <w:r>
+        <w:rPr>
+          <w:b/>
+          <w:bCs/>
+        </w:rPr>
+        <w:lastRenderedPageBreak/>
+        <w:t>Giải thích:</w:t>
+      </w:r>
+    </w:p>
+    <w:p>
+      <w:pPr>
+        <w:numPr>
+          <w:ilvl w:val="0"/>
+          <w:numId w:val="5"/>
+        </w:numPr>
+      </w:pPr>
+      <w:r>
+        <w:rPr>
+          <w:b/>
+          <w:bCs/>
+        </w:rPr>
+        <w:t>6379 (host)</w:t>
+      </w:r>
+      <w:r>
+        <w:t> → </w:t>
+      </w:r>
+      <w:r>
+        <w:rPr>
+          <w:b/>
+          <w:bCs/>
+        </w:rPr>
+        <w:t>6379 (container)</w:t>
+      </w:r>
+    </w:p>
+    <w:p>
+      <w:pPr>
+        <w:numPr>
+          <w:ilvl w:val="0"/>
+          <w:numId w:val="5"/>
+        </w:numPr>
+      </w:pPr>
+      <w:r>
+        <w:t>Client kết nối đến localhost:6379 trên máy host sẽ được chuyển đến container</w:t>
+      </w:r>
+    </w:p>
+    <w:p>
+      <w:pPr>
+        <w:rPr>
+          <w:b/>
+          <w:bCs/>
+        </w:rPr>
+      </w:pPr>
+      <w:r>
+        <w:rPr>
+          <w:b/>
+          <w:bCs/>
+        </w:rPr>
+        <w:t>4. Data Persistence</w:t>
+      </w:r>
+    </w:p>
+    <w:p>
+      <w:r>
+        <w:t>yaml</w:t>
+      </w:r>
+    </w:p>
+    <w:p>
+      <w:r>
+        <w:t>volumes:</w:t>
+      </w:r>
+    </w:p>
+    <w:p>
+      <w:r>
+        <w:t xml:space="preserve">  - redis_data:/data  </w:t>
+      </w:r>
+      <w:r>
+        <w:rPr>
+          <w:i/>
+          <w:iCs/>
+        </w:rPr>
+        <w:t xml:space="preserve"># </w:t>
+      </w:r>
+      <w:r>
+        <w:rPr>
+          <w:rFonts w:ascii="Segoe UI Emoji" w:hAnsi="Segoe UI Emoji" w:cs="Segoe UI Emoji"/>
+          <w:i/>
+          <w:iCs/>
+        </w:rPr>
+        <w:t>👈</w:t>
+      </w:r>
+      <w:r>
+        <w:rPr>
+          <w:i/>
+          <w:iCs/>
+        </w:rPr>
+        <w:t xml:space="preserve"> Mount volume để lưu dữ liệu</w:t>
+      </w:r>
+    </w:p>
+    <w:p>
+      <w:r>
+        <w:rPr>
+          <w:b/>
+          <w:bCs/>
+        </w:rPr>
+        <w:t>Giải thích:</w:t>
+      </w:r>
+    </w:p>
+    <w:p>
+      <w:pPr>
+        <w:numPr>
+          <w:ilvl w:val="0"/>
+          <w:numId w:val="6"/>
+        </w:numPr>
+      </w:pPr>
+      <w:r>
+        <w:t>redis_data là named volume</w:t>
+      </w:r>
+    </w:p>
+    <w:p>
+      <w:pPr>
+        <w:numPr>
+          <w:ilvl w:val="0"/>
+          <w:numId w:val="6"/>
+        </w:numPr>
+      </w:pPr>
+      <w:r>
+        <w:t>Container viết dữ liệu vào /data</w:t>
+      </w:r>
+    </w:p>
+    <w:p>
+      <w:pPr>
+        <w:numPr>
+          <w:ilvl w:val="0"/>
+          <w:numId w:val="6"/>
+        </w:numPr>
+      </w:pPr>
+      <w:r>
+        <w:t>Dữ liệu tồn tại cả khi container bị xóa</w:t>
+      </w:r>
+    </w:p>
+    <w:p>
+      <w:pPr>
+        <w:rPr>
+          <w:b/>
+          <w:bCs/>
+        </w:rPr>
+      </w:pPr>
+      <w:r>
+        <w:rPr>
+          <w:b/>
+          <w:bCs/>
+        </w:rPr>
+        <w:t>5. Redis Configuration</w:t>
+      </w:r>
+    </w:p>
+    <w:p>
+      <w:r>
+        <w:t>yaml</w:t>
+      </w:r>
+    </w:p>
+    <w:p>
+      <w:r>
+        <w:t>command: redis-server --appendonly yes --requirepass yourpassword123</w:t>
+      </w:r>
+    </w:p>
+    <w:p>
+      <w:r>
+        <w:rPr>
+          <w:b/>
+          <w:bCs/>
+        </w:rPr>
+        <w:t>Phân tích từng flag:</w:t>
+      </w:r>
+    </w:p>
+    <w:p>
+      <w:pPr>
+        <w:numPr>
+          <w:ilvl w:val="0"/>
+          <w:numId w:val="7"/>
+        </w:numPr>
+      </w:pPr>
+      <w:r>
+        <w:t>--appendonly yes </w:t>
+      </w:r>
+      <w:r>
+        <w:rPr>
+          <w:rFonts w:ascii="Segoe UI Emoji" w:hAnsi="Segoe UI Emoji" w:cs="Segoe UI Emoji"/>
+        </w:rPr>
+        <w:t>👈</w:t>
+      </w:r>
+      <w:r>
+        <w:t> </w:t>
+      </w:r>
+      <w:r>
+        <w:rPr>
+          <w:b/>
+          <w:bCs/>
+        </w:rPr>
+        <w:t>Bật persistence</w:t>
+      </w:r>
+      <w:r>
+        <w:t> - ghi mọi thao tác vào file</w:t>
+      </w:r>
+    </w:p>
+    <w:p>
+      <w:pPr>
+        <w:numPr>
+          <w:ilvl w:val="0"/>
+          <w:numId w:val="7"/>
+        </w:numPr>
+      </w:pPr>
+      <w:r>
+        <w:t>--requirepass yourpassword123 </w:t>
+      </w:r>
+      <w:r>
+        <w:rPr>
+          <w:rFonts w:ascii="Segoe UI Emoji" w:hAnsi="Segoe UI Emoji" w:cs="Segoe UI Emoji"/>
+        </w:rPr>
+        <w:t>👈</w:t>
+      </w:r>
+      <w:r>
+        <w:t> </w:t>
+      </w:r>
+      <w:r>
+        <w:rPr>
+          <w:b/>
+          <w:bCs/>
+        </w:rPr>
+        <w:t>Đặt password</w:t>
+      </w:r>
+      <w:r>
+        <w:t> cho Redis</w:t>
+      </w:r>
+    </w:p>
+    <w:p>
+      <w:pPr>
+        <w:rPr>
+          <w:b/>
+          <w:bCs/>
+        </w:rPr>
+      </w:pPr>
+      <w:r>
+        <w:rPr>
+          <w:b/>
+          <w:bCs/>
+        </w:rPr>
+        <w:t>6. Restart Policy</w:t>
+      </w:r>
+    </w:p>
+    <w:p>
+      <w:r>
+        <w:t>yaml</w:t>
+      </w:r>
+    </w:p>
+    <w:p>
+      <w:r>
+        <w:t xml:space="preserve">restart: unless-stopped  </w:t>
+      </w:r>
+      <w:r>
+        <w:rPr>
+          <w:i/>
+          <w:iCs/>
+        </w:rPr>
+        <w:t xml:space="preserve"># </w:t>
+      </w:r>
+      <w:r>
+        <w:rPr>
+          <w:rFonts w:ascii="Segoe UI Emoji" w:hAnsi="Segoe UI Emoji" w:cs="Segoe UI Emoji"/>
+          <w:i/>
+          <w:iCs/>
+        </w:rPr>
+        <w:t>👈</w:t>
+      </w:r>
+      <w:r>
+        <w:rPr>
+          <w:i/>
+          <w:iCs/>
+        </w:rPr>
+        <w:t xml:space="preserve"> Chính sách khởi động lại</w:t>
+      </w:r>
+    </w:p>
+    <w:p>
+      <w:r>
+        <w:rPr>
+          <w:b/>
+          <w:bCs/>
+        </w:rPr>
+        <w:t>Các options:</w:t>
+      </w:r>
+    </w:p>
+    <w:p>
+      <w:pPr>
+        <w:numPr>
+          <w:ilvl w:val="0"/>
+          <w:numId w:val="8"/>
+        </w:numPr>
+      </w:pPr>
+      <w:r>
+        <w:t>no - Không bao giờ restart</w:t>
+      </w:r>
+    </w:p>
+    <w:p>
+      <w:pPr>
+        <w:numPr>
+          <w:ilvl w:val="0"/>
+          <w:numId w:val="8"/>
+        </w:numPr>
+      </w:pPr>
+      <w:r>
+        <w:t>always - Luôn luôn restart</w:t>
+      </w:r>
+    </w:p>
+    <w:p>
+      <w:pPr>
+        <w:numPr>
+          <w:ilvl w:val="0"/>
+          <w:numId w:val="8"/>
+        </w:numPr>
+      </w:pPr>
+      <w:r>
+        <w:t>on-failure - Chỉ restart khi lỗi</w:t>
+      </w:r>
+    </w:p>
+    <w:p>
+      <w:pPr>
+        <w:numPr>
+          <w:ilvl w:val="0"/>
+          <w:numId w:val="8"/>
+        </w:numPr>
+      </w:pPr>
+      <w:r>
+        <w:t>unless-stopped - Restart trừ khi bị dừng thủ công</w:t>
+      </w:r>
+    </w:p>
+    <w:p>
+      <w:pPr>
+        <w:rPr>
+          <w:b/>
+          <w:bCs/>
+        </w:rPr>
+      </w:pPr>
+      <w:r>
+        <w:rPr>
+          <w:b/>
+          <w:bCs/>
+        </w:rPr>
+        <w:t>7. Volume Declaration</w:t>
+      </w:r>
+    </w:p>
+    <w:p>
+      <w:r>
+        <w:lastRenderedPageBreak/>
+        <w:t>yaml</w:t>
+      </w:r>
+    </w:p>
+    <w:p>
+      <w:r>
+        <w:t>volumes:</w:t>
+      </w:r>
+    </w:p>
+    <w:p>
+      <w:r>
+        <w:t xml:space="preserve">  redis_data:  </w:t>
+      </w:r>
+      <w:r>
+        <w:rPr>
+          <w:i/>
+          <w:iCs/>
+        </w:rPr>
+        <w:t xml:space="preserve"># </w:t>
+      </w:r>
+      <w:r>
+        <w:rPr>
+          <w:rFonts w:ascii="Segoe UI Emoji" w:hAnsi="Segoe UI Emoji" w:cs="Segoe UI Emoji"/>
+          <w:i/>
+          <w:iCs/>
+        </w:rPr>
+        <w:t>👈</w:t>
+      </w:r>
+      <w:r>
+        <w:rPr>
+          <w:i/>
+          <w:iCs/>
+        </w:rPr>
+        <w:t xml:space="preserve"> Khai báo named volume</w:t>
+      </w:r>
+    </w:p>
+    <w:p>
+      <w:r>
+        <w:rPr>
+          <w:b/>
+          <w:bCs/>
+        </w:rPr>
+        <w:t>Volume này:</w:t>
+      </w:r>
+    </w:p>
+    <w:p>
+      <w:pPr>
+        <w:numPr>
+          <w:ilvl w:val="0"/>
+          <w:numId w:val="9"/>
+        </w:numPr>
+      </w:pPr>
+      <w:r>
+        <w:t>Được Docker quản lý</w:t>
+      </w:r>
+    </w:p>
+    <w:p>
+      <w:pPr>
+        <w:numPr>
+          <w:ilvl w:val="0"/>
+          <w:numId w:val="9"/>
+        </w:numPr>
+      </w:pPr>
+      <w:r>
+        <w:t>Tự động tạo nếu chưa tồn tại</w:t>
+      </w:r>
+    </w:p>
+    <w:p>
+      <w:pPr>
+        <w:numPr>
+          <w:ilvl w:val="0"/>
+          <w:numId w:val="9"/>
+        </w:numPr>
+      </w:pPr>
+      <w:r>
+        <w:t>Lưu ở: /var/lib/docker/volumes/...</w:t>
+      </w:r>
+    </w:p>
+    <w:p>
+      <w:pPr>
+        <w:rPr>
+          <w:b/>
+          <w:bCs/>
+        </w:rPr>
+      </w:pPr>
+      <w:r>
+        <w:rPr>
+          <w:rFonts w:ascii="Segoe UI Emoji" w:hAnsi="Segoe UI Emoji" w:cs="Segoe UI Emoji"/>
+          <w:b/>
+          <w:bCs/>
+        </w:rPr>
+        <w:t>📝</w:t>
+      </w:r>
+      <w:r>
+        <w:rPr>
+          <w:b/>
+          <w:bCs/>
+        </w:rPr>
+        <w:t xml:space="preserve"> Phiên bản HOÀN CHỈNH HƠN:</w:t>
+      </w:r>
+    </w:p>
+    <w:p>
+      <w:r>
+        <w:t>yaml</w:t>
+      </w:r>
+    </w:p>
+    <w:p>
+      <w:r>
+        <w:t>version: '3.8'</w:t>
+      </w:r>
+    </w:p>
+    <w:p>
+      <w:r>
+        <w:t>services:</w:t>
+      </w:r>
+    </w:p>
+    <w:p>
+      <w:r>
+        <w:t xml:space="preserve">  redis:</w:t>
+      </w:r>
+    </w:p>
+    <w:p>
+      <w:r>
+        <w:t xml:space="preserve">    image: redis:7-alpine</w:t>
+      </w:r>
+    </w:p>
+    <w:p>
+      <w:r>
+        <w:t xml:space="preserve">    container_name: redis-cache</w:t>
+      </w:r>
+    </w:p>
+    <w:p>
+      <w:r>
+        <w:t xml:space="preserve">    ports:</w:t>
+      </w:r>
+    </w:p>
+    <w:p>
+      <w:r>
+        <w:t xml:space="preserve">      - "6379:6379"</w:t>
+      </w:r>
+    </w:p>
+    <w:p>
+      <w:r>
+        <w:t xml:space="preserve">    volumes:</w:t>
+      </w:r>
+    </w:p>
+    <w:p>
+      <w:r>
+        <w:t xml:space="preserve">      - redis_data:/data</w:t>
+      </w:r>
+    </w:p>
+    <w:p>
+      <w:r>
+        <w:t xml:space="preserve">      - ./redis.conf:/usr/local/etc/redis/redis.conf  </w:t>
+      </w:r>
+      <w:r>
+        <w:rPr>
+          <w:i/>
+          <w:iCs/>
+        </w:rPr>
+        <w:t xml:space="preserve"># </w:t>
+      </w:r>
+      <w:r>
+        <w:rPr>
+          <w:rFonts w:ascii="Segoe UI Emoji" w:hAnsi="Segoe UI Emoji" w:cs="Segoe UI Emoji"/>
+          <w:i/>
+          <w:iCs/>
+        </w:rPr>
+        <w:t>👈</w:t>
+      </w:r>
+      <w:r>
+        <w:rPr>
+          <w:i/>
+          <w:iCs/>
+        </w:rPr>
+        <w:t xml:space="preserve"> Custom config</w:t>
+      </w:r>
+    </w:p>
+    <w:p>
+      <w:r>
+        <w:t xml:space="preserve">    command: &gt;</w:t>
+      </w:r>
+    </w:p>
+    <w:p>
+      <w:r>
+        <w:t xml:space="preserve">      redis-server /usr/local/etc/redis/redis.conf</w:t>
+      </w:r>
+    </w:p>
+    <w:p>
+      <w:r>
+        <w:t xml:space="preserve">      --requirepass yourpassword123</w:t>
+      </w:r>
+    </w:p>
+    <w:p>
+      <w:r>
+        <w:t xml:space="preserve">    restart: unless-stopped</w:t>
+      </w:r>
+    </w:p>
+    <w:p>
+      <w:r>
+        <w:t xml:space="preserve">    environment:</w:t>
+      </w:r>
+    </w:p>
+    <w:p>
+      <w:r>
+        <w:t xml:space="preserve">      - REDIS_PASSWORD=yourpassword123  </w:t>
+      </w:r>
+      <w:r>
+        <w:rPr>
+          <w:i/>
+          <w:iCs/>
+        </w:rPr>
+        <w:t xml:space="preserve"># </w:t>
+      </w:r>
+      <w:r>
+        <w:rPr>
+          <w:rFonts w:ascii="Segoe UI Emoji" w:hAnsi="Segoe UI Emoji" w:cs="Segoe UI Emoji"/>
+          <w:i/>
+          <w:iCs/>
+        </w:rPr>
+        <w:t>👈</w:t>
+      </w:r>
+      <w:r>
+        <w:rPr>
+          <w:i/>
+          <w:iCs/>
+        </w:rPr>
+        <w:t xml:space="preserve"> Có thể dùng biến môi trường</w:t>
+      </w:r>
+    </w:p>
+    <w:p>
+      <w:r>
+        <w:t xml:space="preserve">    networks:</w:t>
+      </w:r>
+    </w:p>
+    <w:p>
+      <w:r>
+        <w:lastRenderedPageBreak/>
+        <w:t xml:space="preserve">      - redis-net  </w:t>
+      </w:r>
+      <w:r>
+        <w:rPr>
+          <w:i/>
+          <w:iCs/>
+        </w:rPr>
+        <w:t xml:space="preserve"># </w:t>
+      </w:r>
+      <w:r>
+        <w:rPr>
+          <w:rFonts w:ascii="Segoe UI Emoji" w:hAnsi="Segoe UI Emoji" w:cs="Segoe UI Emoji"/>
+          <w:i/>
+          <w:iCs/>
+        </w:rPr>
+        <w:t>👈</w:t>
+      </w:r>
+      <w:r>
+        <w:rPr>
+          <w:i/>
+          <w:iCs/>
+        </w:rPr>
+        <w:t xml:space="preserve"> Tạo network riêng</w:t>
+      </w:r>
+    </w:p>
+    <w:p/>
+    <w:p>
+      <w:r>
+        <w:t>volumes:</w:t>
+      </w:r>
+    </w:p>
+    <w:p>
+      <w:r>
+        <w:t xml:space="preserve">  redis_data:</w:t>
+      </w:r>
+    </w:p>
+    <w:p/>
+    <w:p>
+      <w:r>
+        <w:t>networks:</w:t>
+      </w:r>
+    </w:p>
+    <w:p>
+      <w:r>
+        <w:t xml:space="preserve">  redis-net:  </w:t>
+      </w:r>
+      <w:r>
+        <w:rPr>
+          <w:i/>
+          <w:iCs/>
+        </w:rPr>
+        <w:t xml:space="preserve"># </w:t>
+      </w:r>
+      <w:r>
+        <w:rPr>
+          <w:rFonts w:ascii="Segoe UI Emoji" w:hAnsi="Segoe UI Emoji" w:cs="Segoe UI Emoji"/>
+          <w:i/>
+          <w:iCs/>
+        </w:rPr>
+        <w:t>👈</w:t>
+      </w:r>
+      <w:r>
+        <w:rPr>
+          <w:i/>
+          <w:iCs/>
+        </w:rPr>
+        <w:t xml:space="preserve"> Network riêng cho bảo mật</w:t>
+      </w:r>
+    </w:p>
+    <w:p>
+      <w:r>
+        <w:t xml:space="preserve">    driver: bridge</w:t>
+      </w:r>
+    </w:p>
+    <w:p>
+      <w:pPr>
+        <w:rPr>
+          <w:b/>
+          <w:bCs/>
+        </w:rPr>
+      </w:pPr>
+      <w:r>
+        <w:rPr>
+          <w:rFonts w:ascii="Segoe UI Emoji" w:hAnsi="Segoe UI Emoji" w:cs="Segoe UI Emoji"/>
+          <w:b/>
+          <w:bCs/>
+        </w:rPr>
+        <w:t>🔐</w:t>
+      </w:r>
+      <w:r>
+        <w:rPr>
+          <w:b/>
+          <w:bCs/>
+        </w:rPr>
+        <w:t xml:space="preserve"> Bảo mật quan trọng:</w:t>
+      </w:r>
+    </w:p>
+    <w:p>
+      <w:r>
+        <w:t>yaml</w:t>
+      </w:r>
+    </w:p>
+    <w:p>
+      <w:r>
+        <w:rPr>
+          <w:i/>
+          <w:iCs/>
+        </w:rPr>
+        <w:t># THAY ĐỔI NGAY:</w:t>
+      </w:r>
+    </w:p>
+    <w:p>
+      <w:r>
+        <w:t xml:space="preserve">command: redis-server --appendonly yes --requirepass ${REDIS_PASSWORD}  </w:t>
+      </w:r>
+      <w:r>
+        <w:rPr>
+          <w:i/>
+          <w:iCs/>
+        </w:rPr>
+        <w:t xml:space="preserve"># </w:t>
+      </w:r>
+      <w:r>
+        <w:rPr>
+          <w:rFonts w:ascii="Segoe UI Emoji" w:hAnsi="Segoe UI Emoji" w:cs="Segoe UI Emoji"/>
+          <w:i/>
+          <w:iCs/>
+        </w:rPr>
+        <w:t>👈</w:t>
+      </w:r>
+      <w:r>
+        <w:rPr>
+          <w:i/>
+          <w:iCs/>
+        </w:rPr>
+        <w:t xml:space="preserve"> Dùng env variable</w:t>
+      </w:r>
+    </w:p>
+    <w:p/>
+    <w:p>
+      <w:r>
+        <w:rPr>
+          <w:i/>
+          <w:iCs/>
+        </w:rPr>
+        <w:t># Trong file .env:</w:t>
+      </w:r>
+    </w:p>
+    <w:p>
+      <w:r>
+        <w:rPr>
+          <w:i/>
+          <w:iCs/>
+        </w:rPr>
+        <w:t># REDIS_PASSWORD=SuperSecretPassword123!</w:t>
+      </w:r>
+    </w:p>
+    <w:p/>
     <w:sectPr>
       <w:pgSz w:w="12240" w:h="15840"/>
       <w:pgMar w:top="1440" w:right="1440" w:bottom="1440" w:left="1440" w:header="720" w:footer="720" w:gutter="0"/>
@@ -759,6 +2545,155 @@
 <file path=word/numbering.xml><?xml version="1.0" encoding="utf-8"?>
 <w:numbering xmlns:wpc="http://schemas.microsoft.com/office/word/2010/wordprocessingCanvas" xmlns:cx="http://schemas.microsoft.com/office/drawing/2014/chartex" xmlns:cx1="http://schemas.microsoft.com/office/drawing/2015/9/8/chartex" xmlns:cx2="http://schemas.microsoft.com/office/drawing/2015/10/21/chartex" xmlns:cx3="http://schemas.microsoft.com/office/drawing/2016/5/9/chartex" xmlns:cx4="http://schemas.microsoft.com/office/drawing/2016/5/10/chartex" xmlns:cx5="http://schemas.microsoft.com/office/drawing/2016/5/11/chartex" xmlns:cx6="http://schemas.microsoft.com/office/drawing/2016/5/12/chartex" xmlns:cx7="http://schemas.microsoft.com/office/drawing/2016/5/13/chartex" xmlns:cx8="http://schemas.microsoft.com/office/drawing/2016/5/14/chartex" xmlns:mc="http://schemas.openxmlformats.org/markup-compatibility/2006" xmlns:aink="http://schemas.microsoft.com/office/drawing/2016/ink" xmlns:am3d="http://schemas.microsoft.com/office/drawing/2017/model3d" xmlns:o="urn:schemas-microsoft-com:office:office" xmlns:oel="http://schemas.microsoft.com/office/2019/extlst" xmlns:r="http://schemas.openxmlformats.org/officeDocument/2006/relationships" xmlns:m="http://schemas.openxmlformats.org/officeDocument/2006/math" xmlns:v="urn:schemas-microsoft-com:vml" xmlns:wp14="http://schemas.microsoft.com/office/word/2010/wordprocessingDrawing" xmlns:wp="http://schemas.openxmlformats.org/drawingml/2006/wordprocessingDrawing" xmlns:w10="urn:schemas-microsoft-com:office:word" xmlns:w="http://schemas.openxmlformats.org/wordprocessingml/2006/main" xmlns:w14="http://schemas.microsoft.com/office/word/2010/wordml" xmlns:w15="http://schemas.microsoft.com/office/word/2012/wordml" xmlns:w16cex="http://schemas.microsoft.com/office/word/2018/wordml/cex" xmlns:w16cid="http://schemas.microsoft.com/office/word/2016/wordml/cid" xmlns:w16="http://schemas.microsoft.com/office/word/2018/wordml" xmlns:w16du="http://schemas.microsoft.com/office/word/2023/wordml/word16du" xmlns:w16sdtdh="http://schemas.microsoft.com/office/word/2020/wordml/sdtdatahash" xmlns:w16sdtfl="http://schemas.microsoft.com/office/word/2024/wordml/sdtformatlock" xmlns:w16se="http://schemas.microsoft.com/office/word/2015/wordml/symex" xmlns:wpg="http://schemas.microsoft.com/office/word/2010/wordprocessingGroup" xmlns:wpi="http://schemas.microsoft.com/office/word/2010/wordprocessingInk" xmlns:wne="http://schemas.microsoft.com/office/word/2006/wordml" xmlns:wps="http://schemas.microsoft.com/office/word/2010/wordprocessingShape" mc:Ignorable="w14 w15 w16se w16cid w16 w16cex w16sdtdh w16sdtfl w16du wp14">
   <w:abstractNum w:abstractNumId="0" w15:restartNumberingAfterBreak="0">
+    <w:nsid w:val="290E492C"/>
+    <w:multiLevelType w:val="multilevel"/>
+    <w:tmpl w:val="E7729F14"/>
+    <w:lvl w:ilvl="0">
+      <w:start w:val="1"/>
+      <w:numFmt w:val="bullet"/>
+      <w:lvlText w:val=""/>
+      <w:lvlJc w:val="left"/>
+      <w:pPr>
+        <w:tabs>
+          <w:tab w:val="num" w:pos="720"/>
+        </w:tabs>
+        <w:ind w:left="720" w:hanging="360"/>
+      </w:pPr>
+      <w:rPr>
+        <w:rFonts w:ascii="Symbol" w:hAnsi="Symbol" w:hint="default"/>
+        <w:sz w:val="20"/>
+      </w:rPr>
+    </w:lvl>
+    <w:lvl w:ilvl="1" w:tentative="1">
+      <w:start w:val="1"/>
+      <w:numFmt w:val="bullet"/>
+      <w:lvlText w:val="o"/>
+      <w:lvlJc w:val="left"/>
+      <w:pPr>
+        <w:tabs>
+          <w:tab w:val="num" w:pos="1440"/>
+        </w:tabs>
+        <w:ind w:left="1440" w:hanging="360"/>
+      </w:pPr>
+      <w:rPr>
+        <w:rFonts w:ascii="Courier New" w:hAnsi="Courier New" w:hint="default"/>
+        <w:sz w:val="20"/>
+      </w:rPr>
+    </w:lvl>
+    <w:lvl w:ilvl="2" w:tentative="1">
+      <w:start w:val="1"/>
+      <w:numFmt w:val="bullet"/>
+      <w:lvlText w:val=""/>
+      <w:lvlJc w:val="left"/>
+      <w:pPr>
+        <w:tabs>
+          <w:tab w:val="num" w:pos="2160"/>
+        </w:tabs>
+        <w:ind w:left="2160" w:hanging="360"/>
+      </w:pPr>
+      <w:rPr>
+        <w:rFonts w:ascii="Wingdings" w:hAnsi="Wingdings" w:hint="default"/>
+        <w:sz w:val="20"/>
+      </w:rPr>
+    </w:lvl>
+    <w:lvl w:ilvl="3" w:tentative="1">
+      <w:start w:val="1"/>
+      <w:numFmt w:val="bullet"/>
+      <w:lvlText w:val=""/>
+      <w:lvlJc w:val="left"/>
+      <w:pPr>
+        <w:tabs>
+          <w:tab w:val="num" w:pos="2880"/>
+        </w:tabs>
+        <w:ind w:left="2880" w:hanging="360"/>
+      </w:pPr>
+      <w:rPr>
+        <w:rFonts w:ascii="Wingdings" w:hAnsi="Wingdings" w:hint="default"/>
+        <w:sz w:val="20"/>
+      </w:rPr>
+    </w:lvl>
+    <w:lvl w:ilvl="4" w:tentative="1">
+      <w:start w:val="1"/>
+      <w:numFmt w:val="bullet"/>
+      <w:lvlText w:val=""/>
+      <w:lvlJc w:val="left"/>
+      <w:pPr>
+        <w:tabs>
+          <w:tab w:val="num" w:pos="3600"/>
+        </w:tabs>
+        <w:ind w:left="3600" w:hanging="360"/>
+      </w:pPr>
+      <w:rPr>
+        <w:rFonts w:ascii="Wingdings" w:hAnsi="Wingdings" w:hint="default"/>
+        <w:sz w:val="20"/>
+      </w:rPr>
+    </w:lvl>
+    <w:lvl w:ilvl="5" w:tentative="1">
+      <w:start w:val="1"/>
+      <w:numFmt w:val="bullet"/>
+      <w:lvlText w:val=""/>
+      <w:lvlJc w:val="left"/>
+      <w:pPr>
+        <w:tabs>
+          <w:tab w:val="num" w:pos="4320"/>
+        </w:tabs>
+        <w:ind w:left="4320" w:hanging="360"/>
+      </w:pPr>
+      <w:rPr>
+        <w:rFonts w:ascii="Wingdings" w:hAnsi="Wingdings" w:hint="default"/>
+        <w:sz w:val="20"/>
+      </w:rPr>
+    </w:lvl>
+    <w:lvl w:ilvl="6" w:tentative="1">
+      <w:start w:val="1"/>
+      <w:numFmt w:val="bullet"/>
+      <w:lvlText w:val=""/>
+      <w:lvlJc w:val="left"/>
+      <w:pPr>
+        <w:tabs>
+          <w:tab w:val="num" w:pos="5040"/>
+        </w:tabs>
+        <w:ind w:left="5040" w:hanging="360"/>
+      </w:pPr>
+      <w:rPr>
+        <w:rFonts w:ascii="Wingdings" w:hAnsi="Wingdings" w:hint="default"/>
+        <w:sz w:val="20"/>
+      </w:rPr>
+    </w:lvl>
+    <w:lvl w:ilvl="7" w:tentative="1">
+      <w:start w:val="1"/>
+      <w:numFmt w:val="bullet"/>
+      <w:lvlText w:val=""/>
+      <w:lvlJc w:val="left"/>
+      <w:pPr>
+        <w:tabs>
+          <w:tab w:val="num" w:pos="5760"/>
+        </w:tabs>
+        <w:ind w:left="5760" w:hanging="360"/>
+      </w:pPr>
+      <w:rPr>
+        <w:rFonts w:ascii="Wingdings" w:hAnsi="Wingdings" w:hint="default"/>
+        <w:sz w:val="20"/>
+      </w:rPr>
+    </w:lvl>
+    <w:lvl w:ilvl="8" w:tentative="1">
+      <w:start w:val="1"/>
+      <w:numFmt w:val="bullet"/>
+      <w:lvlText w:val=""/>
+      <w:lvlJc w:val="left"/>
+      <w:pPr>
+        <w:tabs>
+          <w:tab w:val="num" w:pos="6480"/>
+        </w:tabs>
+        <w:ind w:left="6480" w:hanging="360"/>
+      </w:pPr>
+      <w:rPr>
+        <w:rFonts w:ascii="Wingdings" w:hAnsi="Wingdings" w:hint="default"/>
+        <w:sz w:val="20"/>
+      </w:rPr>
+    </w:lvl>
+  </w:abstractNum>
+  <w:abstractNum w:abstractNumId="1" w15:restartNumberingAfterBreak="0">
     <w:nsid w:val="413268C4"/>
     <w:multiLevelType w:val="hybridMultilevel"/>
     <w:tmpl w:val="6CC8A408"/>
@@ -847,7 +2782,1038 @@
       </w:pPr>
     </w:lvl>
   </w:abstractNum>
+  <w:abstractNum w:abstractNumId="2" w15:restartNumberingAfterBreak="0">
+    <w:nsid w:val="4B966FA4"/>
+    <w:multiLevelType w:val="multilevel"/>
+    <w:tmpl w:val="7BAAB8F8"/>
+    <w:lvl w:ilvl="0">
+      <w:start w:val="1"/>
+      <w:numFmt w:val="bullet"/>
+      <w:lvlText w:val=""/>
+      <w:lvlJc w:val="left"/>
+      <w:pPr>
+        <w:tabs>
+          <w:tab w:val="num" w:pos="720"/>
+        </w:tabs>
+        <w:ind w:left="720" w:hanging="360"/>
+      </w:pPr>
+      <w:rPr>
+        <w:rFonts w:ascii="Symbol" w:hAnsi="Symbol" w:hint="default"/>
+        <w:sz w:val="20"/>
+      </w:rPr>
+    </w:lvl>
+    <w:lvl w:ilvl="1" w:tentative="1">
+      <w:start w:val="1"/>
+      <w:numFmt w:val="bullet"/>
+      <w:lvlText w:val="o"/>
+      <w:lvlJc w:val="left"/>
+      <w:pPr>
+        <w:tabs>
+          <w:tab w:val="num" w:pos="1440"/>
+        </w:tabs>
+        <w:ind w:left="1440" w:hanging="360"/>
+      </w:pPr>
+      <w:rPr>
+        <w:rFonts w:ascii="Courier New" w:hAnsi="Courier New" w:hint="default"/>
+        <w:sz w:val="20"/>
+      </w:rPr>
+    </w:lvl>
+    <w:lvl w:ilvl="2" w:tentative="1">
+      <w:start w:val="1"/>
+      <w:numFmt w:val="bullet"/>
+      <w:lvlText w:val=""/>
+      <w:lvlJc w:val="left"/>
+      <w:pPr>
+        <w:tabs>
+          <w:tab w:val="num" w:pos="2160"/>
+        </w:tabs>
+        <w:ind w:left="2160" w:hanging="360"/>
+      </w:pPr>
+      <w:rPr>
+        <w:rFonts w:ascii="Wingdings" w:hAnsi="Wingdings" w:hint="default"/>
+        <w:sz w:val="20"/>
+      </w:rPr>
+    </w:lvl>
+    <w:lvl w:ilvl="3" w:tentative="1">
+      <w:start w:val="1"/>
+      <w:numFmt w:val="bullet"/>
+      <w:lvlText w:val=""/>
+      <w:lvlJc w:val="left"/>
+      <w:pPr>
+        <w:tabs>
+          <w:tab w:val="num" w:pos="2880"/>
+        </w:tabs>
+        <w:ind w:left="2880" w:hanging="360"/>
+      </w:pPr>
+      <w:rPr>
+        <w:rFonts w:ascii="Wingdings" w:hAnsi="Wingdings" w:hint="default"/>
+        <w:sz w:val="20"/>
+      </w:rPr>
+    </w:lvl>
+    <w:lvl w:ilvl="4" w:tentative="1">
+      <w:start w:val="1"/>
+      <w:numFmt w:val="bullet"/>
+      <w:lvlText w:val=""/>
+      <w:lvlJc w:val="left"/>
+      <w:pPr>
+        <w:tabs>
+          <w:tab w:val="num" w:pos="3600"/>
+        </w:tabs>
+        <w:ind w:left="3600" w:hanging="360"/>
+      </w:pPr>
+      <w:rPr>
+        <w:rFonts w:ascii="Wingdings" w:hAnsi="Wingdings" w:hint="default"/>
+        <w:sz w:val="20"/>
+      </w:rPr>
+    </w:lvl>
+    <w:lvl w:ilvl="5" w:tentative="1">
+      <w:start w:val="1"/>
+      <w:numFmt w:val="bullet"/>
+      <w:lvlText w:val=""/>
+      <w:lvlJc w:val="left"/>
+      <w:pPr>
+        <w:tabs>
+          <w:tab w:val="num" w:pos="4320"/>
+        </w:tabs>
+        <w:ind w:left="4320" w:hanging="360"/>
+      </w:pPr>
+      <w:rPr>
+        <w:rFonts w:ascii="Wingdings" w:hAnsi="Wingdings" w:hint="default"/>
+        <w:sz w:val="20"/>
+      </w:rPr>
+    </w:lvl>
+    <w:lvl w:ilvl="6" w:tentative="1">
+      <w:start w:val="1"/>
+      <w:numFmt w:val="bullet"/>
+      <w:lvlText w:val=""/>
+      <w:lvlJc w:val="left"/>
+      <w:pPr>
+        <w:tabs>
+          <w:tab w:val="num" w:pos="5040"/>
+        </w:tabs>
+        <w:ind w:left="5040" w:hanging="360"/>
+      </w:pPr>
+      <w:rPr>
+        <w:rFonts w:ascii="Wingdings" w:hAnsi="Wingdings" w:hint="default"/>
+        <w:sz w:val="20"/>
+      </w:rPr>
+    </w:lvl>
+    <w:lvl w:ilvl="7" w:tentative="1">
+      <w:start w:val="1"/>
+      <w:numFmt w:val="bullet"/>
+      <w:lvlText w:val=""/>
+      <w:lvlJc w:val="left"/>
+      <w:pPr>
+        <w:tabs>
+          <w:tab w:val="num" w:pos="5760"/>
+        </w:tabs>
+        <w:ind w:left="5760" w:hanging="360"/>
+      </w:pPr>
+      <w:rPr>
+        <w:rFonts w:ascii="Wingdings" w:hAnsi="Wingdings" w:hint="default"/>
+        <w:sz w:val="20"/>
+      </w:rPr>
+    </w:lvl>
+    <w:lvl w:ilvl="8" w:tentative="1">
+      <w:start w:val="1"/>
+      <w:numFmt w:val="bullet"/>
+      <w:lvlText w:val=""/>
+      <w:lvlJc w:val="left"/>
+      <w:pPr>
+        <w:tabs>
+          <w:tab w:val="num" w:pos="6480"/>
+        </w:tabs>
+        <w:ind w:left="6480" w:hanging="360"/>
+      </w:pPr>
+      <w:rPr>
+        <w:rFonts w:ascii="Wingdings" w:hAnsi="Wingdings" w:hint="default"/>
+        <w:sz w:val="20"/>
+      </w:rPr>
+    </w:lvl>
+  </w:abstractNum>
+  <w:abstractNum w:abstractNumId="3" w15:restartNumberingAfterBreak="0">
+    <w:nsid w:val="4C551E4C"/>
+    <w:multiLevelType w:val="multilevel"/>
+    <w:tmpl w:val="0D9EAA66"/>
+    <w:lvl w:ilvl="0">
+      <w:start w:val="1"/>
+      <w:numFmt w:val="bullet"/>
+      <w:lvlText w:val=""/>
+      <w:lvlJc w:val="left"/>
+      <w:pPr>
+        <w:tabs>
+          <w:tab w:val="num" w:pos="720"/>
+        </w:tabs>
+        <w:ind w:left="720" w:hanging="360"/>
+      </w:pPr>
+      <w:rPr>
+        <w:rFonts w:ascii="Symbol" w:hAnsi="Symbol" w:hint="default"/>
+        <w:sz w:val="20"/>
+      </w:rPr>
+    </w:lvl>
+    <w:lvl w:ilvl="1" w:tentative="1">
+      <w:start w:val="1"/>
+      <w:numFmt w:val="bullet"/>
+      <w:lvlText w:val="o"/>
+      <w:lvlJc w:val="left"/>
+      <w:pPr>
+        <w:tabs>
+          <w:tab w:val="num" w:pos="1440"/>
+        </w:tabs>
+        <w:ind w:left="1440" w:hanging="360"/>
+      </w:pPr>
+      <w:rPr>
+        <w:rFonts w:ascii="Courier New" w:hAnsi="Courier New" w:hint="default"/>
+        <w:sz w:val="20"/>
+      </w:rPr>
+    </w:lvl>
+    <w:lvl w:ilvl="2" w:tentative="1">
+      <w:start w:val="1"/>
+      <w:numFmt w:val="bullet"/>
+      <w:lvlText w:val=""/>
+      <w:lvlJc w:val="left"/>
+      <w:pPr>
+        <w:tabs>
+          <w:tab w:val="num" w:pos="2160"/>
+        </w:tabs>
+        <w:ind w:left="2160" w:hanging="360"/>
+      </w:pPr>
+      <w:rPr>
+        <w:rFonts w:ascii="Wingdings" w:hAnsi="Wingdings" w:hint="default"/>
+        <w:sz w:val="20"/>
+      </w:rPr>
+    </w:lvl>
+    <w:lvl w:ilvl="3" w:tentative="1">
+      <w:start w:val="1"/>
+      <w:numFmt w:val="bullet"/>
+      <w:lvlText w:val=""/>
+      <w:lvlJc w:val="left"/>
+      <w:pPr>
+        <w:tabs>
+          <w:tab w:val="num" w:pos="2880"/>
+        </w:tabs>
+        <w:ind w:left="2880" w:hanging="360"/>
+      </w:pPr>
+      <w:rPr>
+        <w:rFonts w:ascii="Wingdings" w:hAnsi="Wingdings" w:hint="default"/>
+        <w:sz w:val="20"/>
+      </w:rPr>
+    </w:lvl>
+    <w:lvl w:ilvl="4" w:tentative="1">
+      <w:start w:val="1"/>
+      <w:numFmt w:val="bullet"/>
+      <w:lvlText w:val=""/>
+      <w:lvlJc w:val="left"/>
+      <w:pPr>
+        <w:tabs>
+          <w:tab w:val="num" w:pos="3600"/>
+        </w:tabs>
+        <w:ind w:left="3600" w:hanging="360"/>
+      </w:pPr>
+      <w:rPr>
+        <w:rFonts w:ascii="Wingdings" w:hAnsi="Wingdings" w:hint="default"/>
+        <w:sz w:val="20"/>
+      </w:rPr>
+    </w:lvl>
+    <w:lvl w:ilvl="5" w:tentative="1">
+      <w:start w:val="1"/>
+      <w:numFmt w:val="bullet"/>
+      <w:lvlText w:val=""/>
+      <w:lvlJc w:val="left"/>
+      <w:pPr>
+        <w:tabs>
+          <w:tab w:val="num" w:pos="4320"/>
+        </w:tabs>
+        <w:ind w:left="4320" w:hanging="360"/>
+      </w:pPr>
+      <w:rPr>
+        <w:rFonts w:ascii="Wingdings" w:hAnsi="Wingdings" w:hint="default"/>
+        <w:sz w:val="20"/>
+      </w:rPr>
+    </w:lvl>
+    <w:lvl w:ilvl="6" w:tentative="1">
+      <w:start w:val="1"/>
+      <w:numFmt w:val="bullet"/>
+      <w:lvlText w:val=""/>
+      <w:lvlJc w:val="left"/>
+      <w:pPr>
+        <w:tabs>
+          <w:tab w:val="num" w:pos="5040"/>
+        </w:tabs>
+        <w:ind w:left="5040" w:hanging="360"/>
+      </w:pPr>
+      <w:rPr>
+        <w:rFonts w:ascii="Wingdings" w:hAnsi="Wingdings" w:hint="default"/>
+        <w:sz w:val="20"/>
+      </w:rPr>
+    </w:lvl>
+    <w:lvl w:ilvl="7" w:tentative="1">
+      <w:start w:val="1"/>
+      <w:numFmt w:val="bullet"/>
+      <w:lvlText w:val=""/>
+      <w:lvlJc w:val="left"/>
+      <w:pPr>
+        <w:tabs>
+          <w:tab w:val="num" w:pos="5760"/>
+        </w:tabs>
+        <w:ind w:left="5760" w:hanging="360"/>
+      </w:pPr>
+      <w:rPr>
+        <w:rFonts w:ascii="Wingdings" w:hAnsi="Wingdings" w:hint="default"/>
+        <w:sz w:val="20"/>
+      </w:rPr>
+    </w:lvl>
+    <w:lvl w:ilvl="8" w:tentative="1">
+      <w:start w:val="1"/>
+      <w:numFmt w:val="bullet"/>
+      <w:lvlText w:val=""/>
+      <w:lvlJc w:val="left"/>
+      <w:pPr>
+        <w:tabs>
+          <w:tab w:val="num" w:pos="6480"/>
+        </w:tabs>
+        <w:ind w:left="6480" w:hanging="360"/>
+      </w:pPr>
+      <w:rPr>
+        <w:rFonts w:ascii="Wingdings" w:hAnsi="Wingdings" w:hint="default"/>
+        <w:sz w:val="20"/>
+      </w:rPr>
+    </w:lvl>
+  </w:abstractNum>
+  <w:abstractNum w:abstractNumId="4" w15:restartNumberingAfterBreak="0">
+    <w:nsid w:val="54E11147"/>
+    <w:multiLevelType w:val="multilevel"/>
+    <w:tmpl w:val="F458917E"/>
+    <w:lvl w:ilvl="0">
+      <w:start w:val="1"/>
+      <w:numFmt w:val="decimal"/>
+      <w:lvlText w:val="%1."/>
+      <w:lvlJc w:val="left"/>
+      <w:pPr>
+        <w:tabs>
+          <w:tab w:val="num" w:pos="720"/>
+        </w:tabs>
+        <w:ind w:left="720" w:hanging="360"/>
+      </w:pPr>
+    </w:lvl>
+    <w:lvl w:ilvl="1" w:tentative="1">
+      <w:start w:val="1"/>
+      <w:numFmt w:val="decimal"/>
+      <w:lvlText w:val="%2."/>
+      <w:lvlJc w:val="left"/>
+      <w:pPr>
+        <w:tabs>
+          <w:tab w:val="num" w:pos="1440"/>
+        </w:tabs>
+        <w:ind w:left="1440" w:hanging="360"/>
+      </w:pPr>
+    </w:lvl>
+    <w:lvl w:ilvl="2" w:tentative="1">
+      <w:start w:val="1"/>
+      <w:numFmt w:val="decimal"/>
+      <w:lvlText w:val="%3."/>
+      <w:lvlJc w:val="left"/>
+      <w:pPr>
+        <w:tabs>
+          <w:tab w:val="num" w:pos="2160"/>
+        </w:tabs>
+        <w:ind w:left="2160" w:hanging="360"/>
+      </w:pPr>
+    </w:lvl>
+    <w:lvl w:ilvl="3" w:tentative="1">
+      <w:start w:val="1"/>
+      <w:numFmt w:val="decimal"/>
+      <w:lvlText w:val="%4."/>
+      <w:lvlJc w:val="left"/>
+      <w:pPr>
+        <w:tabs>
+          <w:tab w:val="num" w:pos="2880"/>
+        </w:tabs>
+        <w:ind w:left="2880" w:hanging="360"/>
+      </w:pPr>
+    </w:lvl>
+    <w:lvl w:ilvl="4" w:tentative="1">
+      <w:start w:val="1"/>
+      <w:numFmt w:val="decimal"/>
+      <w:lvlText w:val="%5."/>
+      <w:lvlJc w:val="left"/>
+      <w:pPr>
+        <w:tabs>
+          <w:tab w:val="num" w:pos="3600"/>
+        </w:tabs>
+        <w:ind w:left="3600" w:hanging="360"/>
+      </w:pPr>
+    </w:lvl>
+    <w:lvl w:ilvl="5" w:tentative="1">
+      <w:start w:val="1"/>
+      <w:numFmt w:val="decimal"/>
+      <w:lvlText w:val="%6."/>
+      <w:lvlJc w:val="left"/>
+      <w:pPr>
+        <w:tabs>
+          <w:tab w:val="num" w:pos="4320"/>
+        </w:tabs>
+        <w:ind w:left="4320" w:hanging="360"/>
+      </w:pPr>
+    </w:lvl>
+    <w:lvl w:ilvl="6" w:tentative="1">
+      <w:start w:val="1"/>
+      <w:numFmt w:val="decimal"/>
+      <w:lvlText w:val="%7."/>
+      <w:lvlJc w:val="left"/>
+      <w:pPr>
+        <w:tabs>
+          <w:tab w:val="num" w:pos="5040"/>
+        </w:tabs>
+        <w:ind w:left="5040" w:hanging="360"/>
+      </w:pPr>
+    </w:lvl>
+    <w:lvl w:ilvl="7" w:tentative="1">
+      <w:start w:val="1"/>
+      <w:numFmt w:val="decimal"/>
+      <w:lvlText w:val="%8."/>
+      <w:lvlJc w:val="left"/>
+      <w:pPr>
+        <w:tabs>
+          <w:tab w:val="num" w:pos="5760"/>
+        </w:tabs>
+        <w:ind w:left="5760" w:hanging="360"/>
+      </w:pPr>
+    </w:lvl>
+    <w:lvl w:ilvl="8" w:tentative="1">
+      <w:start w:val="1"/>
+      <w:numFmt w:val="decimal"/>
+      <w:lvlText w:val="%9."/>
+      <w:lvlJc w:val="left"/>
+      <w:pPr>
+        <w:tabs>
+          <w:tab w:val="num" w:pos="6480"/>
+        </w:tabs>
+        <w:ind w:left="6480" w:hanging="360"/>
+      </w:pPr>
+    </w:lvl>
+  </w:abstractNum>
+  <w:abstractNum w:abstractNumId="5" w15:restartNumberingAfterBreak="0">
+    <w:nsid w:val="698F6834"/>
+    <w:multiLevelType w:val="multilevel"/>
+    <w:tmpl w:val="9BD82DE4"/>
+    <w:lvl w:ilvl="0">
+      <w:start w:val="1"/>
+      <w:numFmt w:val="bullet"/>
+      <w:lvlText w:val=""/>
+      <w:lvlJc w:val="left"/>
+      <w:pPr>
+        <w:tabs>
+          <w:tab w:val="num" w:pos="720"/>
+        </w:tabs>
+        <w:ind w:left="720" w:hanging="360"/>
+      </w:pPr>
+      <w:rPr>
+        <w:rFonts w:ascii="Symbol" w:hAnsi="Symbol" w:hint="default"/>
+        <w:sz w:val="20"/>
+      </w:rPr>
+    </w:lvl>
+    <w:lvl w:ilvl="1" w:tentative="1">
+      <w:start w:val="1"/>
+      <w:numFmt w:val="bullet"/>
+      <w:lvlText w:val="o"/>
+      <w:lvlJc w:val="left"/>
+      <w:pPr>
+        <w:tabs>
+          <w:tab w:val="num" w:pos="1440"/>
+        </w:tabs>
+        <w:ind w:left="1440" w:hanging="360"/>
+      </w:pPr>
+      <w:rPr>
+        <w:rFonts w:ascii="Courier New" w:hAnsi="Courier New" w:hint="default"/>
+        <w:sz w:val="20"/>
+      </w:rPr>
+    </w:lvl>
+    <w:lvl w:ilvl="2" w:tentative="1">
+      <w:start w:val="1"/>
+      <w:numFmt w:val="bullet"/>
+      <w:lvlText w:val=""/>
+      <w:lvlJc w:val="left"/>
+      <w:pPr>
+        <w:tabs>
+          <w:tab w:val="num" w:pos="2160"/>
+        </w:tabs>
+        <w:ind w:left="2160" w:hanging="360"/>
+      </w:pPr>
+      <w:rPr>
+        <w:rFonts w:ascii="Wingdings" w:hAnsi="Wingdings" w:hint="default"/>
+        <w:sz w:val="20"/>
+      </w:rPr>
+    </w:lvl>
+    <w:lvl w:ilvl="3" w:tentative="1">
+      <w:start w:val="1"/>
+      <w:numFmt w:val="bullet"/>
+      <w:lvlText w:val=""/>
+      <w:lvlJc w:val="left"/>
+      <w:pPr>
+        <w:tabs>
+          <w:tab w:val="num" w:pos="2880"/>
+        </w:tabs>
+        <w:ind w:left="2880" w:hanging="360"/>
+      </w:pPr>
+      <w:rPr>
+        <w:rFonts w:ascii="Wingdings" w:hAnsi="Wingdings" w:hint="default"/>
+        <w:sz w:val="20"/>
+      </w:rPr>
+    </w:lvl>
+    <w:lvl w:ilvl="4" w:tentative="1">
+      <w:start w:val="1"/>
+      <w:numFmt w:val="bullet"/>
+      <w:lvlText w:val=""/>
+      <w:lvlJc w:val="left"/>
+      <w:pPr>
+        <w:tabs>
+          <w:tab w:val="num" w:pos="3600"/>
+        </w:tabs>
+        <w:ind w:left="3600" w:hanging="360"/>
+      </w:pPr>
+      <w:rPr>
+        <w:rFonts w:ascii="Wingdings" w:hAnsi="Wingdings" w:hint="default"/>
+        <w:sz w:val="20"/>
+      </w:rPr>
+    </w:lvl>
+    <w:lvl w:ilvl="5" w:tentative="1">
+      <w:start w:val="1"/>
+      <w:numFmt w:val="bullet"/>
+      <w:lvlText w:val=""/>
+      <w:lvlJc w:val="left"/>
+      <w:pPr>
+        <w:tabs>
+          <w:tab w:val="num" w:pos="4320"/>
+        </w:tabs>
+        <w:ind w:left="4320" w:hanging="360"/>
+      </w:pPr>
+      <w:rPr>
+        <w:rFonts w:ascii="Wingdings" w:hAnsi="Wingdings" w:hint="default"/>
+        <w:sz w:val="20"/>
+      </w:rPr>
+    </w:lvl>
+    <w:lvl w:ilvl="6" w:tentative="1">
+      <w:start w:val="1"/>
+      <w:numFmt w:val="bullet"/>
+      <w:lvlText w:val=""/>
+      <w:lvlJc w:val="left"/>
+      <w:pPr>
+        <w:tabs>
+          <w:tab w:val="num" w:pos="5040"/>
+        </w:tabs>
+        <w:ind w:left="5040" w:hanging="360"/>
+      </w:pPr>
+      <w:rPr>
+        <w:rFonts w:ascii="Wingdings" w:hAnsi="Wingdings" w:hint="default"/>
+        <w:sz w:val="20"/>
+      </w:rPr>
+    </w:lvl>
+    <w:lvl w:ilvl="7" w:tentative="1">
+      <w:start w:val="1"/>
+      <w:numFmt w:val="bullet"/>
+      <w:lvlText w:val=""/>
+      <w:lvlJc w:val="left"/>
+      <w:pPr>
+        <w:tabs>
+          <w:tab w:val="num" w:pos="5760"/>
+        </w:tabs>
+        <w:ind w:left="5760" w:hanging="360"/>
+      </w:pPr>
+      <w:rPr>
+        <w:rFonts w:ascii="Wingdings" w:hAnsi="Wingdings" w:hint="default"/>
+        <w:sz w:val="20"/>
+      </w:rPr>
+    </w:lvl>
+    <w:lvl w:ilvl="8" w:tentative="1">
+      <w:start w:val="1"/>
+      <w:numFmt w:val="bullet"/>
+      <w:lvlText w:val=""/>
+      <w:lvlJc w:val="left"/>
+      <w:pPr>
+        <w:tabs>
+          <w:tab w:val="num" w:pos="6480"/>
+        </w:tabs>
+        <w:ind w:left="6480" w:hanging="360"/>
+      </w:pPr>
+      <w:rPr>
+        <w:rFonts w:ascii="Wingdings" w:hAnsi="Wingdings" w:hint="default"/>
+        <w:sz w:val="20"/>
+      </w:rPr>
+    </w:lvl>
+  </w:abstractNum>
+  <w:abstractNum w:abstractNumId="6" w15:restartNumberingAfterBreak="0">
+    <w:nsid w:val="6ABF71B3"/>
+    <w:multiLevelType w:val="multilevel"/>
+    <w:tmpl w:val="655AC6C6"/>
+    <w:lvl w:ilvl="0">
+      <w:start w:val="1"/>
+      <w:numFmt w:val="bullet"/>
+      <w:lvlText w:val=""/>
+      <w:lvlJc w:val="left"/>
+      <w:pPr>
+        <w:tabs>
+          <w:tab w:val="num" w:pos="720"/>
+        </w:tabs>
+        <w:ind w:left="720" w:hanging="360"/>
+      </w:pPr>
+      <w:rPr>
+        <w:rFonts w:ascii="Symbol" w:hAnsi="Symbol" w:hint="default"/>
+        <w:sz w:val="20"/>
+      </w:rPr>
+    </w:lvl>
+    <w:lvl w:ilvl="1" w:tentative="1">
+      <w:start w:val="1"/>
+      <w:numFmt w:val="bullet"/>
+      <w:lvlText w:val="o"/>
+      <w:lvlJc w:val="left"/>
+      <w:pPr>
+        <w:tabs>
+          <w:tab w:val="num" w:pos="1440"/>
+        </w:tabs>
+        <w:ind w:left="1440" w:hanging="360"/>
+      </w:pPr>
+      <w:rPr>
+        <w:rFonts w:ascii="Courier New" w:hAnsi="Courier New" w:hint="default"/>
+        <w:sz w:val="20"/>
+      </w:rPr>
+    </w:lvl>
+    <w:lvl w:ilvl="2" w:tentative="1">
+      <w:start w:val="1"/>
+      <w:numFmt w:val="bullet"/>
+      <w:lvlText w:val=""/>
+      <w:lvlJc w:val="left"/>
+      <w:pPr>
+        <w:tabs>
+          <w:tab w:val="num" w:pos="2160"/>
+        </w:tabs>
+        <w:ind w:left="2160" w:hanging="360"/>
+      </w:pPr>
+      <w:rPr>
+        <w:rFonts w:ascii="Wingdings" w:hAnsi="Wingdings" w:hint="default"/>
+        <w:sz w:val="20"/>
+      </w:rPr>
+    </w:lvl>
+    <w:lvl w:ilvl="3" w:tentative="1">
+      <w:start w:val="1"/>
+      <w:numFmt w:val="bullet"/>
+      <w:lvlText w:val=""/>
+      <w:lvlJc w:val="left"/>
+      <w:pPr>
+        <w:tabs>
+          <w:tab w:val="num" w:pos="2880"/>
+        </w:tabs>
+        <w:ind w:left="2880" w:hanging="360"/>
+      </w:pPr>
+      <w:rPr>
+        <w:rFonts w:ascii="Wingdings" w:hAnsi="Wingdings" w:hint="default"/>
+        <w:sz w:val="20"/>
+      </w:rPr>
+    </w:lvl>
+    <w:lvl w:ilvl="4" w:tentative="1">
+      <w:start w:val="1"/>
+      <w:numFmt w:val="bullet"/>
+      <w:lvlText w:val=""/>
+      <w:lvlJc w:val="left"/>
+      <w:pPr>
+        <w:tabs>
+          <w:tab w:val="num" w:pos="3600"/>
+        </w:tabs>
+        <w:ind w:left="3600" w:hanging="360"/>
+      </w:pPr>
+      <w:rPr>
+        <w:rFonts w:ascii="Wingdings" w:hAnsi="Wingdings" w:hint="default"/>
+        <w:sz w:val="20"/>
+      </w:rPr>
+    </w:lvl>
+    <w:lvl w:ilvl="5" w:tentative="1">
+      <w:start w:val="1"/>
+      <w:numFmt w:val="bullet"/>
+      <w:lvlText w:val=""/>
+      <w:lvlJc w:val="left"/>
+      <w:pPr>
+        <w:tabs>
+          <w:tab w:val="num" w:pos="4320"/>
+        </w:tabs>
+        <w:ind w:left="4320" w:hanging="360"/>
+      </w:pPr>
+      <w:rPr>
+        <w:rFonts w:ascii="Wingdings" w:hAnsi="Wingdings" w:hint="default"/>
+        <w:sz w:val="20"/>
+      </w:rPr>
+    </w:lvl>
+    <w:lvl w:ilvl="6" w:tentative="1">
+      <w:start w:val="1"/>
+      <w:numFmt w:val="bullet"/>
+      <w:lvlText w:val=""/>
+      <w:lvlJc w:val="left"/>
+      <w:pPr>
+        <w:tabs>
+          <w:tab w:val="num" w:pos="5040"/>
+        </w:tabs>
+        <w:ind w:left="5040" w:hanging="360"/>
+      </w:pPr>
+      <w:rPr>
+        <w:rFonts w:ascii="Wingdings" w:hAnsi="Wingdings" w:hint="default"/>
+        <w:sz w:val="20"/>
+      </w:rPr>
+    </w:lvl>
+    <w:lvl w:ilvl="7" w:tentative="1">
+      <w:start w:val="1"/>
+      <w:numFmt w:val="bullet"/>
+      <w:lvlText w:val=""/>
+      <w:lvlJc w:val="left"/>
+      <w:pPr>
+        <w:tabs>
+          <w:tab w:val="num" w:pos="5760"/>
+        </w:tabs>
+        <w:ind w:left="5760" w:hanging="360"/>
+      </w:pPr>
+      <w:rPr>
+        <w:rFonts w:ascii="Wingdings" w:hAnsi="Wingdings" w:hint="default"/>
+        <w:sz w:val="20"/>
+      </w:rPr>
+    </w:lvl>
+    <w:lvl w:ilvl="8" w:tentative="1">
+      <w:start w:val="1"/>
+      <w:numFmt w:val="bullet"/>
+      <w:lvlText w:val=""/>
+      <w:lvlJc w:val="left"/>
+      <w:pPr>
+        <w:tabs>
+          <w:tab w:val="num" w:pos="6480"/>
+        </w:tabs>
+        <w:ind w:left="6480" w:hanging="360"/>
+      </w:pPr>
+      <w:rPr>
+        <w:rFonts w:ascii="Wingdings" w:hAnsi="Wingdings" w:hint="default"/>
+        <w:sz w:val="20"/>
+      </w:rPr>
+    </w:lvl>
+  </w:abstractNum>
+  <w:abstractNum w:abstractNumId="7" w15:restartNumberingAfterBreak="0">
+    <w:nsid w:val="6B7415BD"/>
+    <w:multiLevelType w:val="multilevel"/>
+    <w:tmpl w:val="752457C6"/>
+    <w:lvl w:ilvl="0">
+      <w:start w:val="1"/>
+      <w:numFmt w:val="bullet"/>
+      <w:lvlText w:val=""/>
+      <w:lvlJc w:val="left"/>
+      <w:pPr>
+        <w:tabs>
+          <w:tab w:val="num" w:pos="720"/>
+        </w:tabs>
+        <w:ind w:left="720" w:hanging="360"/>
+      </w:pPr>
+      <w:rPr>
+        <w:rFonts w:ascii="Symbol" w:hAnsi="Symbol" w:hint="default"/>
+        <w:sz w:val="20"/>
+      </w:rPr>
+    </w:lvl>
+    <w:lvl w:ilvl="1" w:tentative="1">
+      <w:start w:val="1"/>
+      <w:numFmt w:val="bullet"/>
+      <w:lvlText w:val="o"/>
+      <w:lvlJc w:val="left"/>
+      <w:pPr>
+        <w:tabs>
+          <w:tab w:val="num" w:pos="1440"/>
+        </w:tabs>
+        <w:ind w:left="1440" w:hanging="360"/>
+      </w:pPr>
+      <w:rPr>
+        <w:rFonts w:ascii="Courier New" w:hAnsi="Courier New" w:hint="default"/>
+        <w:sz w:val="20"/>
+      </w:rPr>
+    </w:lvl>
+    <w:lvl w:ilvl="2" w:tentative="1">
+      <w:start w:val="1"/>
+      <w:numFmt w:val="bullet"/>
+      <w:lvlText w:val=""/>
+      <w:lvlJc w:val="left"/>
+      <w:pPr>
+        <w:tabs>
+          <w:tab w:val="num" w:pos="2160"/>
+        </w:tabs>
+        <w:ind w:left="2160" w:hanging="360"/>
+      </w:pPr>
+      <w:rPr>
+        <w:rFonts w:ascii="Wingdings" w:hAnsi="Wingdings" w:hint="default"/>
+        <w:sz w:val="20"/>
+      </w:rPr>
+    </w:lvl>
+    <w:lvl w:ilvl="3" w:tentative="1">
+      <w:start w:val="1"/>
+      <w:numFmt w:val="bullet"/>
+      <w:lvlText w:val=""/>
+      <w:lvlJc w:val="left"/>
+      <w:pPr>
+        <w:tabs>
+          <w:tab w:val="num" w:pos="2880"/>
+        </w:tabs>
+        <w:ind w:left="2880" w:hanging="360"/>
+      </w:pPr>
+      <w:rPr>
+        <w:rFonts w:ascii="Wingdings" w:hAnsi="Wingdings" w:hint="default"/>
+        <w:sz w:val="20"/>
+      </w:rPr>
+    </w:lvl>
+    <w:lvl w:ilvl="4" w:tentative="1">
+      <w:start w:val="1"/>
+      <w:numFmt w:val="bullet"/>
+      <w:lvlText w:val=""/>
+      <w:lvlJc w:val="left"/>
+      <w:pPr>
+        <w:tabs>
+          <w:tab w:val="num" w:pos="3600"/>
+        </w:tabs>
+        <w:ind w:left="3600" w:hanging="360"/>
+      </w:pPr>
+      <w:rPr>
+        <w:rFonts w:ascii="Wingdings" w:hAnsi="Wingdings" w:hint="default"/>
+        <w:sz w:val="20"/>
+      </w:rPr>
+    </w:lvl>
+    <w:lvl w:ilvl="5" w:tentative="1">
+      <w:start w:val="1"/>
+      <w:numFmt w:val="bullet"/>
+      <w:lvlText w:val=""/>
+      <w:lvlJc w:val="left"/>
+      <w:pPr>
+        <w:tabs>
+          <w:tab w:val="num" w:pos="4320"/>
+        </w:tabs>
+        <w:ind w:left="4320" w:hanging="360"/>
+      </w:pPr>
+      <w:rPr>
+        <w:rFonts w:ascii="Wingdings" w:hAnsi="Wingdings" w:hint="default"/>
+        <w:sz w:val="20"/>
+      </w:rPr>
+    </w:lvl>
+    <w:lvl w:ilvl="6" w:tentative="1">
+      <w:start w:val="1"/>
+      <w:numFmt w:val="bullet"/>
+      <w:lvlText w:val=""/>
+      <w:lvlJc w:val="left"/>
+      <w:pPr>
+        <w:tabs>
+          <w:tab w:val="num" w:pos="5040"/>
+        </w:tabs>
+        <w:ind w:left="5040" w:hanging="360"/>
+      </w:pPr>
+      <w:rPr>
+        <w:rFonts w:ascii="Wingdings" w:hAnsi="Wingdings" w:hint="default"/>
+        <w:sz w:val="20"/>
+      </w:rPr>
+    </w:lvl>
+    <w:lvl w:ilvl="7" w:tentative="1">
+      <w:start w:val="1"/>
+      <w:numFmt w:val="bullet"/>
+      <w:lvlText w:val=""/>
+      <w:lvlJc w:val="left"/>
+      <w:pPr>
+        <w:tabs>
+          <w:tab w:val="num" w:pos="5760"/>
+        </w:tabs>
+        <w:ind w:left="5760" w:hanging="360"/>
+      </w:pPr>
+      <w:rPr>
+        <w:rFonts w:ascii="Wingdings" w:hAnsi="Wingdings" w:hint="default"/>
+        <w:sz w:val="20"/>
+      </w:rPr>
+    </w:lvl>
+    <w:lvl w:ilvl="8" w:tentative="1">
+      <w:start w:val="1"/>
+      <w:numFmt w:val="bullet"/>
+      <w:lvlText w:val=""/>
+      <w:lvlJc w:val="left"/>
+      <w:pPr>
+        <w:tabs>
+          <w:tab w:val="num" w:pos="6480"/>
+        </w:tabs>
+        <w:ind w:left="6480" w:hanging="360"/>
+      </w:pPr>
+      <w:rPr>
+        <w:rFonts w:ascii="Wingdings" w:hAnsi="Wingdings" w:hint="default"/>
+        <w:sz w:val="20"/>
+      </w:rPr>
+    </w:lvl>
+  </w:abstractNum>
+  <w:abstractNum w:abstractNumId="8" w15:restartNumberingAfterBreak="0">
+    <w:nsid w:val="7ADC2FA2"/>
+    <w:multiLevelType w:val="multilevel"/>
+    <w:tmpl w:val="2C144850"/>
+    <w:lvl w:ilvl="0">
+      <w:start w:val="1"/>
+      <w:numFmt w:val="bullet"/>
+      <w:lvlText w:val=""/>
+      <w:lvlJc w:val="left"/>
+      <w:pPr>
+        <w:tabs>
+          <w:tab w:val="num" w:pos="720"/>
+        </w:tabs>
+        <w:ind w:left="720" w:hanging="360"/>
+      </w:pPr>
+      <w:rPr>
+        <w:rFonts w:ascii="Symbol" w:hAnsi="Symbol" w:hint="default"/>
+        <w:sz w:val="20"/>
+      </w:rPr>
+    </w:lvl>
+    <w:lvl w:ilvl="1" w:tentative="1">
+      <w:start w:val="1"/>
+      <w:numFmt w:val="bullet"/>
+      <w:lvlText w:val="o"/>
+      <w:lvlJc w:val="left"/>
+      <w:pPr>
+        <w:tabs>
+          <w:tab w:val="num" w:pos="1440"/>
+        </w:tabs>
+        <w:ind w:left="1440" w:hanging="360"/>
+      </w:pPr>
+      <w:rPr>
+        <w:rFonts w:ascii="Courier New" w:hAnsi="Courier New" w:hint="default"/>
+        <w:sz w:val="20"/>
+      </w:rPr>
+    </w:lvl>
+    <w:lvl w:ilvl="2" w:tentative="1">
+      <w:start w:val="1"/>
+      <w:numFmt w:val="bullet"/>
+      <w:lvlText w:val=""/>
+      <w:lvlJc w:val="left"/>
+      <w:pPr>
+        <w:tabs>
+          <w:tab w:val="num" w:pos="2160"/>
+        </w:tabs>
+        <w:ind w:left="2160" w:hanging="360"/>
+      </w:pPr>
+      <w:rPr>
+        <w:rFonts w:ascii="Wingdings" w:hAnsi="Wingdings" w:hint="default"/>
+        <w:sz w:val="20"/>
+      </w:rPr>
+    </w:lvl>
+    <w:lvl w:ilvl="3" w:tentative="1">
+      <w:start w:val="1"/>
+      <w:numFmt w:val="bullet"/>
+      <w:lvlText w:val=""/>
+      <w:lvlJc w:val="left"/>
+      <w:pPr>
+        <w:tabs>
+          <w:tab w:val="num" w:pos="2880"/>
+        </w:tabs>
+        <w:ind w:left="2880" w:hanging="360"/>
+      </w:pPr>
+      <w:rPr>
+        <w:rFonts w:ascii="Wingdings" w:hAnsi="Wingdings" w:hint="default"/>
+        <w:sz w:val="20"/>
+      </w:rPr>
+    </w:lvl>
+    <w:lvl w:ilvl="4" w:tentative="1">
+      <w:start w:val="1"/>
+      <w:numFmt w:val="bullet"/>
+      <w:lvlText w:val=""/>
+      <w:lvlJc w:val="left"/>
+      <w:pPr>
+        <w:tabs>
+          <w:tab w:val="num" w:pos="3600"/>
+        </w:tabs>
+        <w:ind w:left="3600" w:hanging="360"/>
+      </w:pPr>
+      <w:rPr>
+        <w:rFonts w:ascii="Wingdings" w:hAnsi="Wingdings" w:hint="default"/>
+        <w:sz w:val="20"/>
+      </w:rPr>
+    </w:lvl>
+    <w:lvl w:ilvl="5" w:tentative="1">
+      <w:start w:val="1"/>
+      <w:numFmt w:val="bullet"/>
+      <w:lvlText w:val=""/>
+      <w:lvlJc w:val="left"/>
+      <w:pPr>
+        <w:tabs>
+          <w:tab w:val="num" w:pos="4320"/>
+        </w:tabs>
+        <w:ind w:left="4320" w:hanging="360"/>
+      </w:pPr>
+      <w:rPr>
+        <w:rFonts w:ascii="Wingdings" w:hAnsi="Wingdings" w:hint="default"/>
+        <w:sz w:val="20"/>
+      </w:rPr>
+    </w:lvl>
+    <w:lvl w:ilvl="6" w:tentative="1">
+      <w:start w:val="1"/>
+      <w:numFmt w:val="bullet"/>
+      <w:lvlText w:val=""/>
+      <w:lvlJc w:val="left"/>
+      <w:pPr>
+        <w:tabs>
+          <w:tab w:val="num" w:pos="5040"/>
+        </w:tabs>
+        <w:ind w:left="5040" w:hanging="360"/>
+      </w:pPr>
+      <w:rPr>
+        <w:rFonts w:ascii="Wingdings" w:hAnsi="Wingdings" w:hint="default"/>
+        <w:sz w:val="20"/>
+      </w:rPr>
+    </w:lvl>
+    <w:lvl w:ilvl="7" w:tentative="1">
+      <w:start w:val="1"/>
+      <w:numFmt w:val="bullet"/>
+      <w:lvlText w:val=""/>
+      <w:lvlJc w:val="left"/>
+      <w:pPr>
+        <w:tabs>
+          <w:tab w:val="num" w:pos="5760"/>
+        </w:tabs>
+        <w:ind w:left="5760" w:hanging="360"/>
+      </w:pPr>
+      <w:rPr>
+        <w:rFonts w:ascii="Wingdings" w:hAnsi="Wingdings" w:hint="default"/>
+        <w:sz w:val="20"/>
+      </w:rPr>
+    </w:lvl>
+    <w:lvl w:ilvl="8" w:tentative="1">
+      <w:start w:val="1"/>
+      <w:numFmt w:val="bullet"/>
+      <w:lvlText w:val=""/>
+      <w:lvlJc w:val="left"/>
+      <w:pPr>
+        <w:tabs>
+          <w:tab w:val="num" w:pos="6480"/>
+        </w:tabs>
+        <w:ind w:left="6480" w:hanging="360"/>
+      </w:pPr>
+      <w:rPr>
+        <w:rFonts w:ascii="Wingdings" w:hAnsi="Wingdings" w:hint="default"/>
+        <w:sz w:val="20"/>
+      </w:rPr>
+    </w:lvl>
+  </w:abstractNum>
   <w:num w:numId="1" w16cid:durableId="909002230">
+    <w:abstractNumId w:val="1"/>
+  </w:num>
+  <w:num w:numId="2" w16cid:durableId="1860388587">
+    <w:abstractNumId w:val="5"/>
+  </w:num>
+  <w:num w:numId="3" w16cid:durableId="1072583977">
+    <w:abstractNumId w:val="8"/>
+  </w:num>
+  <w:num w:numId="4" w16cid:durableId="61103181">
+    <w:abstractNumId w:val="4"/>
+  </w:num>
+  <w:num w:numId="5" w16cid:durableId="1527331441">
+    <w:abstractNumId w:val="3"/>
+  </w:num>
+  <w:num w:numId="6" w16cid:durableId="1547061452">
+    <w:abstractNumId w:val="2"/>
+  </w:num>
+  <w:num w:numId="7" w16cid:durableId="1561593995">
+    <w:abstractNumId w:val="7"/>
+  </w:num>
+  <w:num w:numId="8" w16cid:durableId="592014153">
+    <w:abstractNumId w:val="6"/>
+  </w:num>
+  <w:num w:numId="9" w16cid:durableId="371806231">
     <w:abstractNumId w:val="0"/>
   </w:num>
 </w:numbering>
@@ -1456,7 +4422,6 @@
   <w:style w:type="character" w:default="1" w:styleId="DefaultParagraphFont">
     <w:name w:val="Default Paragraph Font"/>
     <w:uiPriority w:val="1"/>
-    <w:semiHidden/>
     <w:unhideWhenUsed/>
   </w:style>
   <w:style w:type="table" w:default="1" w:styleId="TableNormal">
